--- a/Templates/Залог/Реализация/Реализация принятие РТК Залог.docx
+++ b/Templates/Залог/Реализация/Реализация принятие РТК Залог.docx
@@ -325,7 +325,7 @@
     <w:p>
       <w:pPr>
         <w:tabs>
-          <w:tab w:val="left" w:pos="6300"/>
+          <w:tab w:pos="9355" w:val="right"/>
         </w:tabs>
         <w:spacing w:line="360" w:lineRule="auto"/>
       </w:pPr>
@@ -791,8 +791,7 @@
     <w:p>
       <w:pPr>
         <w:tabs>
-          <w:tab w:val="left" w:pos="720"/>
-          <w:tab w:val="left" w:pos="7020"/>
+          <w:tab w:pos="9355" w:val="right"/>
         </w:tabs>
         <w:rPr>
           <w:lang w:val="en-US"/>
@@ -804,16 +803,9 @@
       <w:r>
         <w:tab/>
       </w:r>
-      <w:r>
-        <w:tab/>
-      </w:r>
-      <w:r>
-        <w:tab/>
-      </w:r>
-      <w:r>
-        <w:tab/>
-        <w:t xml:space="preserve">   </w:t>
-      </w:r>
+      <w:r/>
+      <w:r/>
+      <w:r/>
       <w:r>
         <w:rPr>
           <w:lang w:val="en-US"/>

--- a/Templates/Залог/Реализация/Реализация принятие РТК Залог.docx
+++ b/Templates/Залог/Реализация/Реализация принятие РТК Залог.docx
@@ -1,6 +1,6 @@
 
 <file path=word/document.xml><?xml version="1.0" encoding="utf-8"?>
-<w:document xmlns:wpc="http://schemas.microsoft.com/office/word/2010/wordprocessingCanvas" xmlns:mc="http://schemas.openxmlformats.org/markup-compatibility/2006" xmlns:o="urn:schemas-microsoft-com:office:office" xmlns:r="http://schemas.openxmlformats.org/officeDocument/2006/relationships" xmlns:m="http://schemas.openxmlformats.org/officeDocument/2006/math" xmlns:v="urn:schemas-microsoft-com:vml" xmlns:wp14="http://schemas.microsoft.com/office/word/2010/wordprocessingDrawing" xmlns:wp="http://schemas.openxmlformats.org/drawingml/2006/wordprocessingDrawing" xmlns:w10="urn:schemas-microsoft-com:office:word" xmlns:w="http://schemas.openxmlformats.org/wordprocessingml/2006/main" xmlns:w14="http://schemas.microsoft.com/office/word/2010/wordml" xmlns:wpg="http://schemas.microsoft.com/office/word/2010/wordprocessingGroup" xmlns:wpi="http://schemas.microsoft.com/office/word/2010/wordprocessingInk" xmlns:wne="http://schemas.microsoft.com/office/word/2006/wordml" xmlns:wps="http://schemas.microsoft.com/office/word/2010/wordprocessingShape" mc:Ignorable="w14 wp14">
+<w:document xmlns:wpc="http://schemas.microsoft.com/office/word/2010/wordprocessingCanvas" xmlns:cx="http://schemas.microsoft.com/office/drawing/2014/chartex" xmlns:cx1="http://schemas.microsoft.com/office/drawing/2015/9/8/chartex" xmlns:cx2="http://schemas.microsoft.com/office/drawing/2015/10/21/chartex" xmlns:cx3="http://schemas.microsoft.com/office/drawing/2016/5/9/chartex" xmlns:cx4="http://schemas.microsoft.com/office/drawing/2016/5/10/chartex" xmlns:cx5="http://schemas.microsoft.com/office/drawing/2016/5/11/chartex" xmlns:cx6="http://schemas.microsoft.com/office/drawing/2016/5/12/chartex" xmlns:cx7="http://schemas.microsoft.com/office/drawing/2016/5/13/chartex" xmlns:cx8="http://schemas.microsoft.com/office/drawing/2016/5/14/chartex" xmlns:mc="http://schemas.openxmlformats.org/markup-compatibility/2006" xmlns:aink="http://schemas.microsoft.com/office/drawing/2016/ink" xmlns:am3d="http://schemas.microsoft.com/office/drawing/2017/model3d" xmlns:o="urn:schemas-microsoft-com:office:office" xmlns:r="http://schemas.openxmlformats.org/officeDocument/2006/relationships" xmlns:m="http://schemas.openxmlformats.org/officeDocument/2006/math" xmlns:v="urn:schemas-microsoft-com:vml" xmlns:wp14="http://schemas.microsoft.com/office/word/2010/wordprocessingDrawing" xmlns:wp="http://schemas.openxmlformats.org/drawingml/2006/wordprocessingDrawing" xmlns:w10="urn:schemas-microsoft-com:office:word" xmlns:w="http://schemas.openxmlformats.org/wordprocessingml/2006/main" xmlns:w14="http://schemas.microsoft.com/office/word/2010/wordml" xmlns:w15="http://schemas.microsoft.com/office/word/2012/wordml" xmlns:w16cex="http://schemas.microsoft.com/office/word/2018/wordml/cex" xmlns:w16cid="http://schemas.microsoft.com/office/word/2016/wordml/cid" xmlns:w16="http://schemas.microsoft.com/office/word/2018/wordml" xmlns:w16sdtdh="http://schemas.microsoft.com/office/word/2020/wordml/sdtdatahash" xmlns:w16se="http://schemas.microsoft.com/office/word/2015/wordml/symex" xmlns:wpg="http://schemas.microsoft.com/office/word/2010/wordprocessingGroup" xmlns:wpi="http://schemas.microsoft.com/office/word/2010/wordprocessingInk" xmlns:wne="http://schemas.microsoft.com/office/word/2006/wordml" xmlns:wps="http://schemas.microsoft.com/office/word/2010/wordprocessingShape" mc:Ignorable="w14 w15 w16se w16cid w16 w16cex w16sdtdh wp14">
   <w:body>
     <w:p>
       <w:pPr>
@@ -11,7 +11,7 @@
           <w:noProof/>
         </w:rPr>
         <w:drawing>
-          <wp:inline distT="0" distB="0" distL="0" distR="0" wp14:anchorId="5682EDA6" wp14:editId="77E3E559">
+          <wp:inline distT="0" distB="0" distL="0" distR="0" wp14:anchorId="1A484E67" wp14:editId="62F475E5">
             <wp:extent cx="685800" cy="647700"/>
             <wp:effectExtent l="0" t="0" r="0" b="0"/>
             <wp:docPr id="1" name="Рисунок 1"/>
@@ -28,7 +28,7 @@
                     </pic:cNvPicPr>
                   </pic:nvPicPr>
                   <pic:blipFill>
-                    <a:blip r:embed="rId5" cstate="print">
+                    <a:blip r:embed="rId4" cstate="print">
                       <a:grayscl/>
                       <a:extLst>
                         <a:ext uri="{28A0092B-C50C-407E-A947-70E740481C1C}">
@@ -115,92 +115,68 @@
     <w:p>
       <w:pPr>
         <w:jc w:val="center"/>
+      </w:pPr>
+      <w:r>
         <w:rPr>
           <w:lang w:val="en-US"/>
         </w:rPr>
-      </w:pPr>
+        <w:t>http</w:t>
+      </w:r>
+      <w:r>
+        <w:t>://</w:t>
+      </w:r>
       <w:r>
         <w:rPr>
           <w:lang w:val="en-US"/>
         </w:rPr>
-        <w:t>http</w:t>
+        <w:t>www</w:t>
+      </w:r>
+      <w:r>
+        <w:t>.</w:t>
       </w:r>
       <w:r>
         <w:rPr>
           <w:lang w:val="en-US"/>
         </w:rPr>
-        <w:t>://</w:t>
+        <w:t>rostov</w:t>
+      </w:r>
+      <w:r>
+        <w:t>.</w:t>
       </w:r>
       <w:r>
         <w:rPr>
           <w:lang w:val="en-US"/>
         </w:rPr>
-        <w:t>www</w:t>
+        <w:t>arbitr</w:t>
+      </w:r>
+      <w:r>
+        <w:t>.</w:t>
       </w:r>
       <w:r>
         <w:rPr>
           <w:lang w:val="en-US"/>
         </w:rPr>
-        <w:t>.</w:t>
+        <w:t>ru</w:t>
+      </w:r>
+      <w:r>
+        <w:t xml:space="preserve">; </w:t>
+      </w:r>
+      <w:r>
+        <w:t>е</w:t>
+      </w:r>
+      <w:r>
+        <w:t>-</w:t>
       </w:r>
       <w:r>
         <w:rPr>
           <w:lang w:val="en-US"/>
         </w:rPr>
-        <w:t>rostov</w:t>
-      </w:r>
-      <w:r>
-        <w:rPr>
-          <w:lang w:val="en-US"/>
-        </w:rPr>
-        <w:t>.</w:t>
-      </w:r>
-      <w:r>
-        <w:rPr>
-          <w:lang w:val="en-US"/>
-        </w:rPr>
-        <w:t>arbitr</w:t>
-      </w:r>
-      <w:r>
-        <w:rPr>
-          <w:lang w:val="en-US"/>
-        </w:rPr>
-        <w:t>.</w:t>
-      </w:r>
-      <w:r>
-        <w:rPr>
-          <w:lang w:val="en-US"/>
-        </w:rPr>
-        <w:t>ru</w:t>
-      </w:r>
-      <w:r>
-        <w:rPr>
-          <w:lang w:val="en-US"/>
-        </w:rPr>
-        <w:t xml:space="preserve">; </w:t>
-      </w:r>
-      <w:r>
-        <w:t>е</w:t>
-      </w:r>
-      <w:r>
-        <w:rPr>
-          <w:lang w:val="en-US"/>
-        </w:rPr>
-        <w:t>-</w:t>
-      </w:r>
-      <w:r>
-        <w:rPr>
-          <w:lang w:val="en-US"/>
-        </w:rPr>
         <w:t>mail</w:t>
       </w:r>
       <w:r>
-        <w:rPr>
-          <w:lang w:val="en-US"/>
-        </w:rPr>
         <w:t xml:space="preserve">: </w:t>
       </w:r>
-      <w:hyperlink r:id="rId6" w:history="1">
+      <w:hyperlink r:id="rId5" w:history="1">
         <w:r>
           <w:rPr>
             <w:rStyle w:val="a3"/>
@@ -211,7 +187,6 @@
         <w:r>
           <w:rPr>
             <w:rStyle w:val="a3"/>
-            <w:lang w:val="en-US"/>
           </w:rPr>
           <w:t>@</w:t>
         </w:r>
@@ -225,7 +200,6 @@
         <w:r>
           <w:rPr>
             <w:rStyle w:val="a3"/>
-            <w:lang w:val="en-US"/>
           </w:rPr>
           <w:t>.</w:t>
         </w:r>
@@ -239,7 +213,6 @@
         <w:r>
           <w:rPr>
             <w:rStyle w:val="a3"/>
-            <w:lang w:val="en-US"/>
           </w:rPr>
           <w:t>.</w:t>
         </w:r>
@@ -259,7 +232,6 @@
         <w:outlineLvl w:val="0"/>
         <w:rPr>
           <w:b/>
-          <w:lang w:val="en-US"/>
         </w:rPr>
       </w:pPr>
     </w:p>
@@ -280,40 +252,22 @@
           <w:sz w:val="28"/>
           <w:szCs w:val="28"/>
         </w:rPr>
-        <w:t xml:space="preserve">О </w:t>
-      </w:r>
-      <w:proofErr w:type="gramStart"/>
-      <w:r>
+        <w:t>О П Р Е Д Е Л Е Н И Е</w:t>
+      </w:r>
+    </w:p>
+    <w:p>
+      <w:pPr>
+        <w:jc w:val="center"/>
+      </w:pPr>
+      <w:r>
+        <w:t xml:space="preserve">о принятии к рассмотрению заявления об установлении размера требований кредиторов </w:t>
+      </w:r>
+    </w:p>
+    <w:p>
+      <w:pPr>
+        <w:jc w:val="center"/>
         <w:rPr>
           <w:b/>
-          <w:sz w:val="28"/>
-          <w:szCs w:val="28"/>
-        </w:rPr>
-        <w:t>П</w:t>
-      </w:r>
-      <w:proofErr w:type="gramEnd"/>
-      <w:r>
-        <w:rPr>
-          <w:b/>
-          <w:sz w:val="28"/>
-          <w:szCs w:val="28"/>
-        </w:rPr>
-        <w:t xml:space="preserve"> Р Е Д Е Л Е Н И Е</w:t>
-      </w:r>
-    </w:p>
-    <w:p>
-      <w:pPr>
-        <w:jc w:val="center"/>
-      </w:pPr>
-      <w:r>
-        <w:t xml:space="preserve">о принятии к рассмотрению заявления об установлении размера требований кредиторов </w:t>
-      </w:r>
-    </w:p>
-    <w:p>
-      <w:pPr>
-        <w:jc w:val="center"/>
-        <w:rPr>
-          <w:b/>
         </w:rPr>
       </w:pPr>
     </w:p>
@@ -325,7 +279,7 @@
     <w:p>
       <w:pPr>
         <w:tabs>
-          <w:tab w:pos="9355" w:val="right"/>
+          <w:tab w:val="right" w:pos="9355"/>
         </w:tabs>
         <w:spacing w:line="360" w:lineRule="auto"/>
       </w:pPr>
@@ -357,22 +311,28 @@
         <w:jc w:val="both"/>
       </w:pPr>
       <w:r>
-        <w:t>ознакомившись с заявлением публичного акционерного общества «[989]» (ИНН [991], ОГРН [990], юридический адрес: [988</w:t>
-      </w:r>
-      <w:r>
-        <w:rPr>
-          <w:highlight w:val="red"/>
-        </w:rPr>
-        <w:t>]; почтовый адрес: 302040, г. Орел, ул. Ломоносова, д. 6</w:t>
-      </w:r>
-      <w:r>
-        <w:t>)</w:t>
-      </w:r>
-    </w:p>
-    <w:p>
-      <w:pPr>
-        <w:jc w:val="both"/>
-      </w:pPr>
+        <w:t>ознакомившись с заявлением публичного акционерного общества «[989]» (ИНН [991], ОГРН [990], юридический адрес: [</w:t>
+      </w:r>
+      <w:r>
+        <w:t xml:space="preserve">988]; почтовый адрес: </w:t>
+      </w:r>
+      <w:r>
+        <w:t>[99</w:t>
+      </w:r>
+      <w:r>
+        <w:t>5</w:t>
+      </w:r>
+      <w:r>
+        <w:t xml:space="preserve">] </w:t>
+      </w:r>
+    </w:p>
+    <w:p>
+      <w:pPr>
+        <w:jc w:val="both"/>
+      </w:pPr>
+      <w:r>
+        <w:t xml:space="preserve">кредитора </w:t>
+      </w:r>
       <w:r>
         <w:t xml:space="preserve">о включении в реестр требований кредиторов </w:t>
       </w:r>
@@ -399,15 +359,7 @@
         <w:jc w:val="both"/>
       </w:pPr>
       <w:r>
-        <w:t xml:space="preserve">установил: решением Арбитражного суда Ростовской области от [7] должник признан несостоятельным (банкротом), в отношении него введена процедура реализации имущества гражданина. Финансовым управляющим </w:t>
-      </w:r>
-      <w:proofErr w:type="gramStart"/>
-      <w:r>
-        <w:t>утвержден</w:t>
-      </w:r>
-      <w:proofErr w:type="gramEnd"/>
-      <w:r>
-        <w:t xml:space="preserve"> [8].</w:t>
+        <w:t>установил: решением Арбитражного суда Ростовской области от [7] должник признан несостоятельным (банкротом), в отношении него введена процедура реализации имущества гражданина. Финансовым управляющим утвержден [8].</w:t>
       </w:r>
     </w:p>
     <w:p>
@@ -434,14 +386,7 @@
         <w:rPr>
           <w:shd w:val="clear" w:color="auto" w:fill="FFFFFF"/>
         </w:rPr>
-        <w:t xml:space="preserve">[23] (согласно штампу канцелярии; </w:t>
-      </w:r>
-      <w:proofErr w:type="gramStart"/>
-      <w:r>
-        <w:rPr>
-          <w:shd w:val="clear" w:color="auto" w:fill="FFFFFF"/>
-        </w:rPr>
-        <w:t xml:space="preserve">[24] </w:t>
+        <w:t xml:space="preserve">[23] (согласно штампу канцелярии; [24] </w:t>
       </w:r>
       <w:r>
         <w:t>посредством сервиса электронной подачи документов «Мой Арбитр»</w:t>
@@ -453,25 +398,8 @@
         <w:t>)</w:t>
       </w:r>
       <w:r>
-        <w:t xml:space="preserve"> ПАО [989] обратилось с заявлением о включении в </w:t>
-      </w:r>
-      <w:r>
-        <w:t>реестр</w:t>
-      </w:r>
-      <w:bookmarkStart w:id="0" w:name="_GoBack"/>
-      <w:bookmarkEnd w:id="0"/>
-      <w:r>
-        <w:t xml:space="preserve"> требований кредиторов должника задолженности по кредитным договорам от [100] № [110], кредитный договор от [101] № [111], кредитный договор от [102] № [112], кредитный договор от [103] № [113], кредитный договор от [104] № [114], договор поручительства от [105] № [115] [992], в размере [12] руб., из них [13</w:t>
-      </w:r>
-      <w:proofErr w:type="gramEnd"/>
-      <w:r>
-        <w:t xml:space="preserve">] </w:t>
-      </w:r>
-      <w:proofErr w:type="gramStart"/>
-      <w:r>
-        <w:t>руб. – основной долг, [14] руб. – проценты, [15] руб. – неустойка,  из них:</w:t>
-      </w:r>
-      <w:proofErr w:type="gramEnd"/>
+        <w:t xml:space="preserve"> ПАО [989] обратилось с заявлением о включении в реестр требований кредиторов должника задолженности по кредитным договорам от [100] № [110], кредитный договор от [101] № [111], кредитный договор от [102] № [112], кредитный договор от [103] № [113], кредитный договор от [104] № [114], договор поручительства от [105] № [115] [992], в размере [12] руб., из них [13] руб. – основной долг, [14] руб. – проценты, [15] руб. – неустойка,  из них:</w:t>
+      </w:r>
     </w:p>
     <w:p>
       <w:pPr>
@@ -479,7 +407,13 @@
         <w:jc w:val="both"/>
       </w:pPr>
       <w:r>
-        <w:t>В обеспечение обязательств по кредитному договору с [2.2] заключен договор залога №  [0005] от  [0006]  согласно которому должник передает в залог [</w:t>
+        <w:t>В обеспечение обязательств по кредитному договору с [2.</w:t>
+      </w:r>
+      <w:r>
+        <w:t>3</w:t>
+      </w:r>
+      <w:r>
+        <w:t>] заключен договор залога №  [0005] от  [0006]  согласно которому должник передает в залог [</w:t>
       </w:r>
       <w:r>
         <w:rPr>
@@ -535,59 +469,43 @@
           <w:b/>
           <w:bCs/>
         </w:rPr>
-        <w:t xml:space="preserve">О </w:t>
-      </w:r>
-      <w:proofErr w:type="gramStart"/>
-      <w:r>
+        <w:t>О П Р Е Д Е Л И Л:</w:t>
+      </w:r>
+    </w:p>
+    <w:p>
+      <w:pPr>
+        <w:ind w:firstLine="708"/>
+        <w:jc w:val="both"/>
         <w:rPr>
           <w:b/>
-          <w:bCs/>
-        </w:rPr>
-        <w:t>П</w:t>
-      </w:r>
-      <w:proofErr w:type="gramEnd"/>
+        </w:rPr>
+      </w:pPr>
       <w:r>
         <w:rPr>
           <w:b/>
-          <w:bCs/>
-        </w:rPr>
-        <w:t xml:space="preserve"> Р Е Д Е Л И Л:</w:t>
+        </w:rPr>
+        <w:t xml:space="preserve">Привлечь в качестве третьего лиц, не заявляющего самостоятельных требований относительно предмета спора, [25]. </w:t>
       </w:r>
     </w:p>
     <w:p>
       <w:pPr>
         <w:ind w:firstLine="708"/>
         <w:jc w:val="both"/>
+      </w:pPr>
+      <w:r>
+        <w:t>Принять заявление к рассмотрению в порядке, предусмотренном п. 2 ст. 60 Федерального закона от 26.10.2002 № 127-ФЗ «О несостоятельности (банкротстве)».</w:t>
+      </w:r>
+    </w:p>
+    <w:p>
+      <w:pPr>
+        <w:ind w:firstLine="708"/>
+        <w:jc w:val="both"/>
         <w:rPr>
           <w:b/>
         </w:rPr>
       </w:pPr>
       <w:r>
-        <w:rPr>
-          <w:b/>
-        </w:rPr>
-        <w:t xml:space="preserve">Привлечь в качестве третьего лиц, не заявляющего самостоятельных требований относительно предмета спора, [25]. </w:t>
-      </w:r>
-    </w:p>
-    <w:p>
-      <w:pPr>
-        <w:ind w:firstLine="708"/>
-        <w:jc w:val="both"/>
-      </w:pPr>
-      <w:r>
         <w:lastRenderedPageBreak/>
-        <w:t>Принять заявление к рассмотрению в порядке, предусмотренном п. 2 ст. 60 Федерального закона от 26.10.2002 № 127-ФЗ «О несостоятельности (банкротстве)».</w:t>
-      </w:r>
-    </w:p>
-    <w:p>
-      <w:pPr>
-        <w:ind w:firstLine="708"/>
-        <w:jc w:val="both"/>
-        <w:rPr>
-          <w:b/>
-        </w:rPr>
-      </w:pPr>
-      <w:r>
         <w:t xml:space="preserve">Установить, что возражения относительно требований кредитора могут быть заявлены лицами, участвующими в деле о банкротстве и в арбитражном процессе по делу о банкротстве должника, </w:t>
       </w:r>
       <w:r>
@@ -670,7 +588,7 @@
       <w:r>
         <w:t xml:space="preserve">Разъяснить лицам, участвующим в деле, что с информацией о движении дела можно ознакомиться на официальном сайте Арбитражного суда Ростовской области в сети Интернет: </w:t>
       </w:r>
-      <w:hyperlink r:id="rId7" w:history="1">
+      <w:hyperlink r:id="rId6" w:history="1">
         <w:r>
           <w:rPr>
             <w:rStyle w:val="a3"/>
@@ -690,50 +608,28 @@
           <w:i/>
         </w:rPr>
       </w:pPr>
-      <w:proofErr w:type="gramStart"/>
       <w:r>
         <w:rPr>
           <w:i/>
         </w:rPr>
-        <w:t>Согласно п. 8 постановления Пленума Верховного Суда РФ от 17.12.2024 № 40 «О некоторых вопросах, связанных с введением в действие Федерального закона от 29 мая 2024 года № 107-ФЗ «О внесении изменений в Федеральный закон «О несостоятельности (банкротстве)» и статью 223 Арбитражного процессуального кодекса Российской Федерации» (далее – постановление № 40) лица, участвующие в деле о банкротстве, считаются извещенными о вынесении определения о принятии</w:t>
-      </w:r>
-      <w:proofErr w:type="gramEnd"/>
-      <w:r>
+        <w:t xml:space="preserve">Согласно п. 8 постановления Пленума Верховного Суда РФ от 17.12.2024 № 40 «О некоторых вопросах, связанных с введением в действие Федерального закона от 29 мая 2024 года № 107-ФЗ «О внесении изменений в Федеральный закон «О несостоятельности (банкротстве)» и статью 223 Арбитражного процессуального кодекса Российской Федерации» (далее – постановление № 40) лица, участвующие в деле о банкротстве, считаются извещенными о вынесении определения о принятии заявления к производству на следующий день после дня размещения текста судебного акта в установленном порядке в информационно-телекоммуникационной сети (Интернет) без дополнительного направления копии определения о принятии на бумажном носителе (абзац второй части 1 статьи 122, часть 1 статьи 186 АПК РФ). </w:t>
+      </w:r>
+    </w:p>
+    <w:p>
+      <w:pPr>
+        <w:ind w:firstLine="706"/>
+        <w:jc w:val="both"/>
         <w:rPr>
           <w:i/>
         </w:rPr>
-        <w:t xml:space="preserve"> заявления к производству на следующий день после дня размещения текста судебного акта в установленном порядке в информационно-телекоммуникационной сети (Интернет) без дополнительного направления копии определения о принятии на бумажном носителе (абзац второй части 1 статьи 122, часть 1 статьи 186 АПК РФ). </w:t>
-      </w:r>
-    </w:p>
-    <w:p>
-      <w:pPr>
-        <w:ind w:firstLine="706"/>
-        <w:jc w:val="both"/>
+      </w:pPr>
+      <w:r>
         <w:rPr>
           <w:i/>
         </w:rPr>
-      </w:pPr>
-      <w:r>
-        <w:rPr>
-          <w:i/>
-        </w:rPr>
-        <w:t xml:space="preserve">Как разъяснено в </w:t>
-      </w:r>
-      <w:proofErr w:type="spellStart"/>
-      <w:r>
-        <w:rPr>
-          <w:i/>
-        </w:rPr>
-        <w:t>абз</w:t>
-      </w:r>
-      <w:proofErr w:type="spellEnd"/>
-      <w:r>
-        <w:rPr>
-          <w:i/>
-        </w:rPr>
-        <w:t xml:space="preserve">. 1 п. 36 пленума № 40, в силу </w:t>
-      </w:r>
-      <w:hyperlink r:id="rId8" w:history="1">
+        <w:t xml:space="preserve">Как разъяснено в абз. 1 п. 36 пленума № 40, в силу </w:t>
+      </w:r>
+      <w:hyperlink r:id="rId7" w:history="1">
         <w:r>
           <w:rPr>
             <w:rStyle w:val="a3"/>
@@ -748,7 +644,7 @@
         </w:rPr>
         <w:t xml:space="preserve"> и </w:t>
       </w:r>
-      <w:hyperlink r:id="rId9" w:history="1">
+      <w:hyperlink r:id="rId8" w:history="1">
         <w:r>
           <w:rPr>
             <w:rStyle w:val="a3"/>
@@ -791,7 +687,7 @@
     <w:p>
       <w:pPr>
         <w:tabs>
-          <w:tab w:pos="9355" w:val="right"/>
+          <w:tab w:val="right" w:pos="9355"/>
         </w:tabs>
         <w:rPr>
           <w:lang w:val="en-US"/>
@@ -803,9 +699,6 @@
       <w:r>
         <w:tab/>
       </w:r>
-      <w:r/>
-      <w:r/>
-      <w:r/>
       <w:r>
         <w:rPr>
           <w:lang w:val="en-US"/>
@@ -825,7 +718,7 @@
 </file>
 
 <file path=word/styles.xml><?xml version="1.0" encoding="utf-8"?>
-<w:styles xmlns:mc="http://schemas.openxmlformats.org/markup-compatibility/2006" xmlns:r="http://schemas.openxmlformats.org/officeDocument/2006/relationships" xmlns:w="http://schemas.openxmlformats.org/wordprocessingml/2006/main" xmlns:w14="http://schemas.microsoft.com/office/word/2010/wordml" mc:Ignorable="w14">
+<w:styles xmlns:mc="http://schemas.openxmlformats.org/markup-compatibility/2006" xmlns:r="http://schemas.openxmlformats.org/officeDocument/2006/relationships" xmlns:w="http://schemas.openxmlformats.org/wordprocessingml/2006/main" xmlns:w14="http://schemas.microsoft.com/office/word/2010/wordml" xmlns:w15="http://schemas.microsoft.com/office/word/2012/wordml" xmlns:w16cex="http://schemas.microsoft.com/office/word/2018/wordml/cex" xmlns:w16cid="http://schemas.microsoft.com/office/word/2016/wordml/cid" xmlns:w16="http://schemas.microsoft.com/office/word/2018/wordml" xmlns:w16sdtdh="http://schemas.microsoft.com/office/word/2020/wordml/sdtdatahash" xmlns:w16se="http://schemas.microsoft.com/office/word/2015/wordml/symex" mc:Ignorable="w14 w15 w16se w16cid w16 w16cex w16sdtdh">
   <w:docDefaults>
     <w:rPrDefault>
       <w:rPr>
@@ -841,400 +734,383 @@
       </w:pPr>
     </w:pPrDefault>
   </w:docDefaults>
-  <w:latentStyles w:defLockedState="0" w:defUIPriority="99" w:defSemiHidden="1" w:defUnhideWhenUsed="1" w:defQFormat="0" w:count="267">
-    <w:lsdException w:name="Normal" w:semiHidden="0" w:uiPriority="0" w:unhideWhenUsed="0" w:qFormat="1"/>
-    <w:lsdException w:name="heading 1" w:semiHidden="0" w:uiPriority="9" w:unhideWhenUsed="0" w:qFormat="1"/>
-    <w:lsdException w:name="heading 2" w:uiPriority="9" w:qFormat="1"/>
-    <w:lsdException w:name="heading 3" w:uiPriority="9" w:qFormat="1"/>
-    <w:lsdException w:name="heading 4" w:uiPriority="9" w:qFormat="1"/>
-    <w:lsdException w:name="heading 5" w:uiPriority="9" w:qFormat="1"/>
-    <w:lsdException w:name="heading 6" w:uiPriority="9" w:qFormat="1"/>
-    <w:lsdException w:name="heading 7" w:uiPriority="9" w:qFormat="1"/>
-    <w:lsdException w:name="heading 8" w:uiPriority="9" w:qFormat="1"/>
-    <w:lsdException w:name="heading 9" w:uiPriority="9" w:qFormat="1"/>
-    <w:lsdException w:name="toc 1" w:uiPriority="39"/>
-    <w:lsdException w:name="toc 2" w:uiPriority="39"/>
-    <w:lsdException w:name="toc 3" w:uiPriority="39"/>
-    <w:lsdException w:name="toc 4" w:uiPriority="39"/>
-    <w:lsdException w:name="toc 5" w:uiPriority="39"/>
-    <w:lsdException w:name="toc 6" w:uiPriority="39"/>
-    <w:lsdException w:name="toc 7" w:uiPriority="39"/>
-    <w:lsdException w:name="toc 8" w:uiPriority="39"/>
-    <w:lsdException w:name="toc 9" w:uiPriority="39"/>
-    <w:lsdException w:name="caption" w:uiPriority="35" w:qFormat="1"/>
-    <w:lsdException w:name="Title" w:semiHidden="0" w:uiPriority="10" w:unhideWhenUsed="0" w:qFormat="1"/>
-    <w:lsdException w:name="Default Paragraph Font" w:uiPriority="1"/>
-    <w:lsdException w:name="Subtitle" w:semiHidden="0" w:uiPriority="11" w:unhideWhenUsed="0" w:qFormat="1"/>
-    <w:lsdException w:name="Hyperlink" w:uiPriority="0"/>
-    <w:lsdException w:name="Strong" w:semiHidden="0" w:uiPriority="22" w:unhideWhenUsed="0" w:qFormat="1"/>
-    <w:lsdException w:name="Emphasis" w:semiHidden="0" w:uiPriority="20" w:unhideWhenUsed="0" w:qFormat="1"/>
-    <w:lsdException w:name="Table Grid" w:semiHidden="0" w:uiPriority="59" w:unhideWhenUsed="0"/>
-    <w:lsdException w:name="Placeholder Text" w:unhideWhenUsed="0"/>
-    <w:lsdException w:name="No Spacing" w:semiHidden="0" w:uiPriority="1" w:unhideWhenUsed="0" w:qFormat="1"/>
-    <w:lsdException w:name="Light Shading" w:semiHidden="0" w:uiPriority="60" w:unhideWhenUsed="0"/>
-    <w:lsdException w:name="Light List" w:semiHidden="0" w:uiPriority="61" w:unhideWhenUsed="0"/>
-    <w:lsdException w:name="Light Grid" w:semiHidden="0" w:uiPriority="62" w:unhideWhenUsed="0"/>
-    <w:lsdException w:name="Medium Shading 1" w:semiHidden="0" w:uiPriority="63" w:unhideWhenUsed="0"/>
-    <w:lsdException w:name="Medium Shading 2" w:semiHidden="0" w:uiPriority="64" w:unhideWhenUsed="0"/>
-    <w:lsdException w:name="Medium List 1" w:semiHidden="0" w:uiPriority="65" w:unhideWhenUsed="0"/>
-    <w:lsdException w:name="Medium List 2" w:semiHidden="0" w:uiPriority="66" w:unhideWhenUsed="0"/>
-    <w:lsdException w:name="Medium Grid 1" w:semiHidden="0" w:uiPriority="67" w:unhideWhenUsed="0"/>
-    <w:lsdException w:name="Medium Grid 2" w:semiHidden="0" w:uiPriority="68" w:unhideWhenUsed="0"/>
-    <w:lsdException w:name="Medium Grid 3" w:semiHidden="0" w:uiPriority="69" w:unhideWhenUsed="0"/>
-    <w:lsdException w:name="Dark List" w:semiHidden="0" w:uiPriority="70" w:unhideWhenUsed="0"/>
-    <w:lsdException w:name="Colorful Shading" w:semiHidden="0" w:uiPriority="71" w:unhideWhenUsed="0"/>
-    <w:lsdException w:name="Colorful List" w:semiHidden="0" w:uiPriority="72" w:unhideWhenUsed="0"/>
-    <w:lsdException w:name="Colorful Grid" w:semiHidden="0" w:uiPriority="73" w:unhideWhenUsed="0"/>
-    <w:lsdException w:name="Light Shading Accent 1" w:semiHidden="0" w:uiPriority="60" w:unhideWhenUsed="0"/>
-    <w:lsdException w:name="Light List Accent 1" w:semiHidden="0" w:uiPriority="61" w:unhideWhenUsed="0"/>
-    <w:lsdException w:name="Light Grid Accent 1" w:semiHidden="0" w:uiPriority="62" w:unhideWhenUsed="0"/>
-    <w:lsdException w:name="Medium Shading 1 Accent 1" w:semiHidden="0" w:uiPriority="63" w:unhideWhenUsed="0"/>
-    <w:lsdException w:name="Medium Shading 2 Accent 1" w:semiHidden="0" w:uiPriority="64" w:unhideWhenUsed="0"/>
-    <w:lsdException w:name="Medium List 1 Accent 1" w:semiHidden="0" w:uiPriority="65" w:unhideWhenUsed="0"/>
-    <w:lsdException w:name="Revision" w:unhideWhenUsed="0"/>
-    <w:lsdException w:name="List Paragraph" w:semiHidden="0" w:uiPriority="34" w:unhideWhenUsed="0" w:qFormat="1"/>
-    <w:lsdException w:name="Quote" w:semiHidden="0" w:uiPriority="29" w:unhideWhenUsed="0" w:qFormat="1"/>
-    <w:lsdException w:name="Intense Quote" w:semiHidden="0" w:uiPriority="30" w:unhideWhenUsed="0" w:qFormat="1"/>
-    <w:lsdException w:name="Medium List 2 Accent 1" w:semiHidden="0" w:uiPriority="66" w:unhideWhenUsed="0"/>
-    <w:lsdException w:name="Medium Grid 1 Accent 1" w:semiHidden="0" w:uiPriority="67" w:unhideWhenUsed="0"/>
-    <w:lsdException w:name="Medium Grid 2 Accent 1" w:semiHidden="0" w:uiPriority="68" w:unhideWhenUsed="0"/>
-    <w:lsdException w:name="Medium Grid 3 Accent 1" w:semiHidden="0" w:uiPriority="69" w:unhideWhenUsed="0"/>
-    <w:lsdException w:name="Dark List Accent 1" w:semiHidden="0" w:uiPriority="70" w:unhideWhenUsed="0"/>
-    <w:lsdException w:name="Colorful Shading Accent 1" w:semiHidden="0" w:uiPriority="71" w:unhideWhenUsed="0"/>
-    <w:lsdException w:name="Colorful List Accent 1" w:semiHidden="0" w:uiPriority="72" w:unhideWhenUsed="0"/>
-    <w:lsdException w:name="Colorful Grid Accent 1" w:semiHidden="0" w:uiPriority="73" w:unhideWhenUsed="0"/>
-    <w:lsdException w:name="Light Shading Accent 2" w:semiHidden="0" w:uiPriority="60" w:unhideWhenUsed="0"/>
-    <w:lsdException w:name="Light List Accent 2" w:semiHidden="0" w:uiPriority="61" w:unhideWhenUsed="0"/>
-    <w:lsdException w:name="Light Grid Accent 2" w:semiHidden="0" w:uiPriority="62" w:unhideWhenUsed="0"/>
-    <w:lsdException w:name="Medium Shading 1 Accent 2" w:semiHidden="0" w:uiPriority="63" w:unhideWhenUsed="0"/>
-    <w:lsdException w:name="Medium Shading 2 Accent 2" w:semiHidden="0" w:uiPriority="64" w:unhideWhenUsed="0"/>
-    <w:lsdException w:name="Medium List 1 Accent 2" w:semiHidden="0" w:uiPriority="65" w:unhideWhenUsed="0"/>
-    <w:lsdException w:name="Medium List 2 Accent 2" w:semiHidden="0" w:uiPriority="66" w:unhideWhenUsed="0"/>
-    <w:lsdException w:name="Medium Grid 1 Accent 2" w:semiHidden="0" w:uiPriority="67" w:unhideWhenUsed="0"/>
-    <w:lsdException w:name="Medium Grid 2 Accent 2" w:semiHidden="0" w:uiPriority="68" w:unhideWhenUsed="0"/>
-    <w:lsdException w:name="Medium Grid 3 Accent 2" w:semiHidden="0" w:uiPriority="69" w:unhideWhenUsed="0"/>
-    <w:lsdException w:name="Dark List Accent 2" w:semiHidden="0" w:uiPriority="70" w:unhideWhenUsed="0"/>
-    <w:lsdException w:name="Colorful Shading Accent 2" w:semiHidden="0" w:uiPriority="71" w:unhideWhenUsed="0"/>
-    <w:lsdException w:name="Colorful List Accent 2" w:semiHidden="0" w:uiPriority="72" w:unhideWhenUsed="0"/>
-    <w:lsdException w:name="Colorful Grid Accent 2" w:semiHidden="0" w:uiPriority="73" w:unhideWhenUsed="0"/>
-    <w:lsdException w:name="Light Shading Accent 3" w:semiHidden="0" w:uiPriority="60" w:unhideWhenUsed="0"/>
-    <w:lsdException w:name="Light List Accent 3" w:semiHidden="0" w:uiPriority="61" w:unhideWhenUsed="0"/>
-    <w:lsdException w:name="Light Grid Accent 3" w:semiHidden="0" w:uiPriority="62" w:unhideWhenUsed="0"/>
-    <w:lsdException w:name="Medium Shading 1 Accent 3" w:semiHidden="0" w:uiPriority="63" w:unhideWhenUsed="0"/>
-    <w:lsdException w:name="Medium Shading 2 Accent 3" w:semiHidden="0" w:uiPriority="64" w:unhideWhenUsed="0"/>
-    <w:lsdException w:name="Medium List 1 Accent 3" w:semiHidden="0" w:uiPriority="65" w:unhideWhenUsed="0"/>
-    <w:lsdException w:name="Medium List 2 Accent 3" w:semiHidden="0" w:uiPriority="66" w:unhideWhenUsed="0"/>
-    <w:lsdException w:name="Medium Grid 1 Accent 3" w:semiHidden="0" w:uiPriority="67" w:unhideWhenUsed="0"/>
-    <w:lsdException w:name="Medium Grid 2 Accent 3" w:semiHidden="0" w:uiPriority="68" w:unhideWhenUsed="0"/>
-    <w:lsdException w:name="Medium Grid 3 Accent 3" w:semiHidden="0" w:uiPriority="69" w:unhideWhenUsed="0"/>
-    <w:lsdException w:name="Dark List Accent 3" w:semiHidden="0" w:uiPriority="70" w:unhideWhenUsed="0"/>
-    <w:lsdException w:name="Colorful Shading Accent 3" w:semiHidden="0" w:uiPriority="71" w:unhideWhenUsed="0"/>
-    <w:lsdException w:name="Colorful List Accent 3" w:semiHidden="0" w:uiPriority="72" w:unhideWhenUsed="0"/>
-    <w:lsdException w:name="Colorful Grid Accent 3" w:semiHidden="0" w:uiPriority="73" w:unhideWhenUsed="0"/>
-    <w:lsdException w:name="Light Shading Accent 4" w:semiHidden="0" w:uiPriority="60" w:unhideWhenUsed="0"/>
-    <w:lsdException w:name="Light List Accent 4" w:semiHidden="0" w:uiPriority="61" w:unhideWhenUsed="0"/>
-    <w:lsdException w:name="Light Grid Accent 4" w:semiHidden="0" w:uiPriority="62" w:unhideWhenUsed="0"/>
-    <w:lsdException w:name="Medium Shading 1 Accent 4" w:semiHidden="0" w:uiPriority="63" w:unhideWhenUsed="0"/>
-    <w:lsdException w:name="Medium Shading 2 Accent 4" w:semiHidden="0" w:uiPriority="64" w:unhideWhenUsed="0"/>
-    <w:lsdException w:name="Medium List 1 Accent 4" w:semiHidden="0" w:uiPriority="65" w:unhideWhenUsed="0"/>
-    <w:lsdException w:name="Medium List 2 Accent 4" w:semiHidden="0" w:uiPriority="66" w:unhideWhenUsed="0"/>
-    <w:lsdException w:name="Medium Grid 1 Accent 4" w:semiHidden="0" w:uiPriority="67" w:unhideWhenUsed="0"/>
-    <w:lsdException w:name="Medium Grid 2 Accent 4" w:semiHidden="0" w:uiPriority="68" w:unhideWhenUsed="0"/>
-    <w:lsdException w:name="Medium Grid 3 Accent 4" w:semiHidden="0" w:uiPriority="69" w:unhideWhenUsed="0"/>
-    <w:lsdException w:name="Dark List Accent 4" w:semiHidden="0" w:uiPriority="70" w:unhideWhenUsed="0"/>
-    <w:lsdException w:name="Colorful Shading Accent 4" w:semiHidden="0" w:uiPriority="71" w:unhideWhenUsed="0"/>
-    <w:lsdException w:name="Colorful List Accent 4" w:semiHidden="0" w:uiPriority="72" w:unhideWhenUsed="0"/>
-    <w:lsdException w:name="Colorful Grid Accent 4" w:semiHidden="0" w:uiPriority="73" w:unhideWhenUsed="0"/>
-    <w:lsdException w:name="Light Shading Accent 5" w:semiHidden="0" w:uiPriority="60" w:unhideWhenUsed="0"/>
-    <w:lsdException w:name="Light List Accent 5" w:semiHidden="0" w:uiPriority="61" w:unhideWhenUsed="0"/>
-    <w:lsdException w:name="Light Grid Accent 5" w:semiHidden="0" w:uiPriority="62" w:unhideWhenUsed="0"/>
-    <w:lsdException w:name="Medium Shading 1 Accent 5" w:semiHidden="0" w:uiPriority="63" w:unhideWhenUsed="0"/>
-    <w:lsdException w:name="Medium Shading 2 Accent 5" w:semiHidden="0" w:uiPriority="64" w:unhideWhenUsed="0"/>
-    <w:lsdException w:name="Medium List 1 Accent 5" w:semiHidden="0" w:uiPriority="65" w:unhideWhenUsed="0"/>
-    <w:lsdException w:name="Medium List 2 Accent 5" w:semiHidden="0" w:uiPriority="66" w:unhideWhenUsed="0"/>
-    <w:lsdException w:name="Medium Grid 1 Accent 5" w:semiHidden="0" w:uiPriority="67" w:unhideWhenUsed="0"/>
-    <w:lsdException w:name="Medium Grid 2 Accent 5" w:semiHidden="0" w:uiPriority="68" w:unhideWhenUsed="0"/>
-    <w:lsdException w:name="Medium Grid 3 Accent 5" w:semiHidden="0" w:uiPriority="69" w:unhideWhenUsed="0"/>
-    <w:lsdException w:name="Dark List Accent 5" w:semiHidden="0" w:uiPriority="70" w:unhideWhenUsed="0"/>
-    <w:lsdException w:name="Colorful Shading Accent 5" w:semiHidden="0" w:uiPriority="71" w:unhideWhenUsed="0"/>
-    <w:lsdException w:name="Colorful List Accent 5" w:semiHidden="0" w:uiPriority="72" w:unhideWhenUsed="0"/>
-    <w:lsdException w:name="Colorful Grid Accent 5" w:semiHidden="0" w:uiPriority="73" w:unhideWhenUsed="0"/>
-    <w:lsdException w:name="Light Shading Accent 6" w:semiHidden="0" w:uiPriority="60" w:unhideWhenUsed="0"/>
-    <w:lsdException w:name="Light List Accent 6" w:semiHidden="0" w:uiPriority="61" w:unhideWhenUsed="0"/>
-    <w:lsdException w:name="Light Grid Accent 6" w:semiHidden="0" w:uiPriority="62" w:unhideWhenUsed="0"/>
-    <w:lsdException w:name="Medium Shading 1 Accent 6" w:semiHidden="0" w:uiPriority="63" w:unhideWhenUsed="0"/>
-    <w:lsdException w:name="Medium Shading 2 Accent 6" w:semiHidden="0" w:uiPriority="64" w:unhideWhenUsed="0"/>
-    <w:lsdException w:name="Medium List 1 Accent 6" w:semiHidden="0" w:uiPriority="65" w:unhideWhenUsed="0"/>
-    <w:lsdException w:name="Medium List 2 Accent 6" w:semiHidden="0" w:uiPriority="66" w:unhideWhenUsed="0"/>
-    <w:lsdException w:name="Medium Grid 1 Accent 6" w:semiHidden="0" w:uiPriority="67" w:unhideWhenUsed="0"/>
-    <w:lsdException w:name="Medium Grid 2 Accent 6" w:semiHidden="0" w:uiPriority="68" w:unhideWhenUsed="0"/>
-    <w:lsdException w:name="Medium Grid 3 Accent 6" w:semiHidden="0" w:uiPriority="69" w:unhideWhenUsed="0"/>
-    <w:lsdException w:name="Dark List Accent 6" w:semiHidden="0" w:uiPriority="70" w:unhideWhenUsed="0"/>
-    <w:lsdException w:name="Colorful Shading Accent 6" w:semiHidden="0" w:uiPriority="71" w:unhideWhenUsed="0"/>
-    <w:lsdException w:name="Colorful List Accent 6" w:semiHidden="0" w:uiPriority="72" w:unhideWhenUsed="0"/>
-    <w:lsdException w:name="Colorful Grid Accent 6" w:semiHidden="0" w:uiPriority="73" w:unhideWhenUsed="0"/>
-    <w:lsdException w:name="Subtle Emphasis" w:semiHidden="0" w:uiPriority="19" w:unhideWhenUsed="0" w:qFormat="1"/>
-    <w:lsdException w:name="Intense Emphasis" w:semiHidden="0" w:uiPriority="21" w:unhideWhenUsed="0" w:qFormat="1"/>
-    <w:lsdException w:name="Subtle Reference" w:semiHidden="0" w:uiPriority="31" w:unhideWhenUsed="0" w:qFormat="1"/>
-    <w:lsdException w:name="Intense Reference" w:semiHidden="0" w:uiPriority="32" w:unhideWhenUsed="0" w:qFormat="1"/>
-    <w:lsdException w:name="Book Title" w:semiHidden="0" w:uiPriority="33" w:unhideWhenUsed="0" w:qFormat="1"/>
-    <w:lsdException w:name="Bibliography" w:uiPriority="37"/>
-    <w:lsdException w:name="TOC Heading" w:uiPriority="39" w:qFormat="1"/>
-  </w:latentStyles>
-  <w:style w:type="paragraph" w:default="1" w:styleId="a">
-    <w:name w:val="Normal"/>
-    <w:qFormat/>
-    <w:rsid w:val="009A5D8F"/>
-    <w:pPr>
-      <w:spacing w:after="0" w:line="240" w:lineRule="auto"/>
-    </w:pPr>
-    <w:rPr>
-      <w:rFonts w:ascii="Times New Roman" w:eastAsia="Times New Roman" w:hAnsi="Times New Roman" w:cs="Times New Roman"/>
-      <w:sz w:val="24"/>
-      <w:szCs w:val="24"/>
-      <w:lang w:eastAsia="ru-RU"/>
-    </w:rPr>
-  </w:style>
-  <w:style w:type="character" w:default="1" w:styleId="a0">
-    <w:name w:val="Default Paragraph Font"/>
-    <w:uiPriority w:val="1"/>
-    <w:semiHidden/>
-    <w:unhideWhenUsed/>
-  </w:style>
-  <w:style w:type="table" w:default="1" w:styleId="a1">
-    <w:name w:val="Normal Table"/>
-    <w:uiPriority w:val="99"/>
-    <w:semiHidden/>
-    <w:unhideWhenUsed/>
-    <w:tblPr>
-      <w:tblInd w:w="0" w:type="dxa"/>
-      <w:tblCellMar>
-        <w:top w:w="0" w:type="dxa"/>
-        <w:left w:w="108" w:type="dxa"/>
-        <w:bottom w:w="0" w:type="dxa"/>
-        <w:right w:w="108" w:type="dxa"/>
-      </w:tblCellMar>
-    </w:tblPr>
-  </w:style>
-  <w:style w:type="numbering" w:default="1" w:styleId="a2">
-    <w:name w:val="No List"/>
-    <w:uiPriority w:val="99"/>
-    <w:semiHidden/>
-    <w:unhideWhenUsed/>
-  </w:style>
-  <w:style w:type="character" w:styleId="a3">
-    <w:name w:val="Hyperlink"/>
-    <w:semiHidden/>
-    <w:unhideWhenUsed/>
-    <w:rsid w:val="009A5D8F"/>
-    <w:rPr>
-      <w:color w:val="0000FF"/>
-      <w:u w:val="single"/>
-    </w:rPr>
-  </w:style>
-  <w:style w:type="character" w:customStyle="1" w:styleId="a4">
-    <w:name w:val="Основной текст_"/>
-    <w:rsid w:val="009A5D8F"/>
-    <w:rPr>
-      <w:rFonts w:ascii="Cambria" w:eastAsia="Cambria" w:hAnsi="Cambria" w:cs="Cambria" w:hint="default"/>
-      <w:b w:val="0"/>
-      <w:bCs w:val="0"/>
-      <w:i w:val="0"/>
-      <w:iCs w:val="0"/>
-      <w:smallCaps w:val="0"/>
-      <w:strike w:val="0"/>
-      <w:dstrike w:val="0"/>
-      <w:u w:val="none"/>
-      <w:effect w:val="none"/>
-    </w:rPr>
-  </w:style>
-  <w:style w:type="paragraph" w:styleId="a5">
-    <w:name w:val="Balloon Text"/>
-    <w:basedOn w:val="a"/>
-    <w:link w:val="a6"/>
-    <w:uiPriority w:val="99"/>
-    <w:semiHidden/>
-    <w:unhideWhenUsed/>
-    <w:rsid w:val="009A5D8F"/>
-    <w:rPr>
-      <w:rFonts w:ascii="Tahoma" w:hAnsi="Tahoma" w:cs="Tahoma"/>
-      <w:sz w:val="16"/>
-      <w:szCs w:val="16"/>
-    </w:rPr>
-  </w:style>
-  <w:style w:type="character" w:customStyle="1" w:styleId="a6">
-    <w:name w:val="Текст выноски Знак"/>
-    <w:basedOn w:val="a0"/>
-    <w:link w:val="a5"/>
-    <w:uiPriority w:val="99"/>
-    <w:semiHidden/>
-    <w:rsid w:val="009A5D8F"/>
-    <w:rPr>
-      <w:rFonts w:ascii="Tahoma" w:eastAsia="Times New Roman" w:hAnsi="Tahoma" w:cs="Tahoma"/>
-      <w:sz w:val="16"/>
-      <w:szCs w:val="16"/>
-      <w:lang w:eastAsia="ru-RU"/>
-    </w:rPr>
-  </w:style>
-</w:styles>
-</file>
-
-<file path=word/stylesWithEffects.xml><?xml version="1.0" encoding="utf-8"?>
-<w:styles xmlns:wpc="http://schemas.microsoft.com/office/word/2010/wordprocessingCanvas" xmlns:mc="http://schemas.openxmlformats.org/markup-compatibility/2006" xmlns:o="urn:schemas-microsoft-com:office:office" xmlns:r="http://schemas.openxmlformats.org/officeDocument/2006/relationships" xmlns:m="http://schemas.openxmlformats.org/officeDocument/2006/math" xmlns:v="urn:schemas-microsoft-com:vml" xmlns:wp14="http://schemas.microsoft.com/office/word/2010/wordprocessingDrawing" xmlns:wp="http://schemas.openxmlformats.org/drawingml/2006/wordprocessingDrawing" xmlns:w10="urn:schemas-microsoft-com:office:word" xmlns:w="http://schemas.openxmlformats.org/wordprocessingml/2006/main" xmlns:w14="http://schemas.microsoft.com/office/word/2010/wordml" xmlns:wpg="http://schemas.microsoft.com/office/word/2010/wordprocessingGroup" xmlns:wpi="http://schemas.microsoft.com/office/word/2010/wordprocessingInk" xmlns:wne="http://schemas.microsoft.com/office/word/2006/wordml" xmlns:wps="http://schemas.microsoft.com/office/word/2010/wordprocessingShape" mc:Ignorable="w14 wp14">
-  <w:docDefaults>
-    <w:rPrDefault>
-      <w:rPr>
-        <w:rFonts w:asciiTheme="minorHAnsi" w:eastAsiaTheme="minorHAnsi" w:hAnsiTheme="minorHAnsi" w:cstheme="minorBidi"/>
-        <w:sz w:val="22"/>
-        <w:szCs w:val="22"/>
-        <w:lang w:val="ru-RU" w:eastAsia="en-US" w:bidi="ar-SA"/>
-      </w:rPr>
-    </w:rPrDefault>
-    <w:pPrDefault>
-      <w:pPr>
-        <w:spacing w:after="200" w:line="276" w:lineRule="auto"/>
-      </w:pPr>
-    </w:pPrDefault>
-  </w:docDefaults>
-  <w:latentStyles w:defLockedState="0" w:defUIPriority="99" w:defSemiHidden="1" w:defUnhideWhenUsed="1" w:defQFormat="0" w:count="267">
-    <w:lsdException w:name="Normal" w:semiHidden="0" w:uiPriority="0" w:unhideWhenUsed="0" w:qFormat="1"/>
-    <w:lsdException w:name="heading 1" w:semiHidden="0" w:uiPriority="9" w:unhideWhenUsed="0" w:qFormat="1"/>
-    <w:lsdException w:name="heading 2" w:uiPriority="9" w:qFormat="1"/>
-    <w:lsdException w:name="heading 3" w:uiPriority="9" w:qFormat="1"/>
-    <w:lsdException w:name="heading 4" w:uiPriority="9" w:qFormat="1"/>
-    <w:lsdException w:name="heading 5" w:uiPriority="9" w:qFormat="1"/>
-    <w:lsdException w:name="heading 6" w:uiPriority="9" w:qFormat="1"/>
-    <w:lsdException w:name="heading 7" w:uiPriority="9" w:qFormat="1"/>
-    <w:lsdException w:name="heading 8" w:uiPriority="9" w:qFormat="1"/>
-    <w:lsdException w:name="heading 9" w:uiPriority="9" w:qFormat="1"/>
-    <w:lsdException w:name="toc 1" w:uiPriority="39"/>
-    <w:lsdException w:name="toc 2" w:uiPriority="39"/>
-    <w:lsdException w:name="toc 3" w:uiPriority="39"/>
-    <w:lsdException w:name="toc 4" w:uiPriority="39"/>
-    <w:lsdException w:name="toc 5" w:uiPriority="39"/>
-    <w:lsdException w:name="toc 6" w:uiPriority="39"/>
-    <w:lsdException w:name="toc 7" w:uiPriority="39"/>
-    <w:lsdException w:name="toc 8" w:uiPriority="39"/>
-    <w:lsdException w:name="toc 9" w:uiPriority="39"/>
-    <w:lsdException w:name="caption" w:uiPriority="35" w:qFormat="1"/>
-    <w:lsdException w:name="Title" w:semiHidden="0" w:uiPriority="10" w:unhideWhenUsed="0" w:qFormat="1"/>
-    <w:lsdException w:name="Default Paragraph Font" w:uiPriority="1"/>
-    <w:lsdException w:name="Subtitle" w:semiHidden="0" w:uiPriority="11" w:unhideWhenUsed="0" w:qFormat="1"/>
-    <w:lsdException w:name="Hyperlink" w:uiPriority="0"/>
-    <w:lsdException w:name="Strong" w:semiHidden="0" w:uiPriority="22" w:unhideWhenUsed="0" w:qFormat="1"/>
-    <w:lsdException w:name="Emphasis" w:semiHidden="0" w:uiPriority="20" w:unhideWhenUsed="0" w:qFormat="1"/>
-    <w:lsdException w:name="Table Grid" w:semiHidden="0" w:uiPriority="59" w:unhideWhenUsed="0"/>
-    <w:lsdException w:name="Placeholder Text" w:unhideWhenUsed="0"/>
-    <w:lsdException w:name="No Spacing" w:semiHidden="0" w:uiPriority="1" w:unhideWhenUsed="0" w:qFormat="1"/>
-    <w:lsdException w:name="Light Shading" w:semiHidden="0" w:uiPriority="60" w:unhideWhenUsed="0"/>
-    <w:lsdException w:name="Light List" w:semiHidden="0" w:uiPriority="61" w:unhideWhenUsed="0"/>
-    <w:lsdException w:name="Light Grid" w:semiHidden="0" w:uiPriority="62" w:unhideWhenUsed="0"/>
-    <w:lsdException w:name="Medium Shading 1" w:semiHidden="0" w:uiPriority="63" w:unhideWhenUsed="0"/>
-    <w:lsdException w:name="Medium Shading 2" w:semiHidden="0" w:uiPriority="64" w:unhideWhenUsed="0"/>
-    <w:lsdException w:name="Medium List 1" w:semiHidden="0" w:uiPriority="65" w:unhideWhenUsed="0"/>
-    <w:lsdException w:name="Medium List 2" w:semiHidden="0" w:uiPriority="66" w:unhideWhenUsed="0"/>
-    <w:lsdException w:name="Medium Grid 1" w:semiHidden="0" w:uiPriority="67" w:unhideWhenUsed="0"/>
-    <w:lsdException w:name="Medium Grid 2" w:semiHidden="0" w:uiPriority="68" w:unhideWhenUsed="0"/>
-    <w:lsdException w:name="Medium Grid 3" w:semiHidden="0" w:uiPriority="69" w:unhideWhenUsed="0"/>
-    <w:lsdException w:name="Dark List" w:semiHidden="0" w:uiPriority="70" w:unhideWhenUsed="0"/>
-    <w:lsdException w:name="Colorful Shading" w:semiHidden="0" w:uiPriority="71" w:unhideWhenUsed="0"/>
-    <w:lsdException w:name="Colorful List" w:semiHidden="0" w:uiPriority="72" w:unhideWhenUsed="0"/>
-    <w:lsdException w:name="Colorful Grid" w:semiHidden="0" w:uiPriority="73" w:unhideWhenUsed="0"/>
-    <w:lsdException w:name="Light Shading Accent 1" w:semiHidden="0" w:uiPriority="60" w:unhideWhenUsed="0"/>
-    <w:lsdException w:name="Light List Accent 1" w:semiHidden="0" w:uiPriority="61" w:unhideWhenUsed="0"/>
-    <w:lsdException w:name="Light Grid Accent 1" w:semiHidden="0" w:uiPriority="62" w:unhideWhenUsed="0"/>
-    <w:lsdException w:name="Medium Shading 1 Accent 1" w:semiHidden="0" w:uiPriority="63" w:unhideWhenUsed="0"/>
-    <w:lsdException w:name="Medium Shading 2 Accent 1" w:semiHidden="0" w:uiPriority="64" w:unhideWhenUsed="0"/>
-    <w:lsdException w:name="Medium List 1 Accent 1" w:semiHidden="0" w:uiPriority="65" w:unhideWhenUsed="0"/>
-    <w:lsdException w:name="Revision" w:unhideWhenUsed="0"/>
-    <w:lsdException w:name="List Paragraph" w:semiHidden="0" w:uiPriority="34" w:unhideWhenUsed="0" w:qFormat="1"/>
-    <w:lsdException w:name="Quote" w:semiHidden="0" w:uiPriority="29" w:unhideWhenUsed="0" w:qFormat="1"/>
-    <w:lsdException w:name="Intense Quote" w:semiHidden="0" w:uiPriority="30" w:unhideWhenUsed="0" w:qFormat="1"/>
-    <w:lsdException w:name="Medium List 2 Accent 1" w:semiHidden="0" w:uiPriority="66" w:unhideWhenUsed="0"/>
-    <w:lsdException w:name="Medium Grid 1 Accent 1" w:semiHidden="0" w:uiPriority="67" w:unhideWhenUsed="0"/>
-    <w:lsdException w:name="Medium Grid 2 Accent 1" w:semiHidden="0" w:uiPriority="68" w:unhideWhenUsed="0"/>
-    <w:lsdException w:name="Medium Grid 3 Accent 1" w:semiHidden="0" w:uiPriority="69" w:unhideWhenUsed="0"/>
-    <w:lsdException w:name="Dark List Accent 1" w:semiHidden="0" w:uiPriority="70" w:unhideWhenUsed="0"/>
-    <w:lsdException w:name="Colorful Shading Accent 1" w:semiHidden="0" w:uiPriority="71" w:unhideWhenUsed="0"/>
-    <w:lsdException w:name="Colorful List Accent 1" w:semiHidden="0" w:uiPriority="72" w:unhideWhenUsed="0"/>
-    <w:lsdException w:name="Colorful Grid Accent 1" w:semiHidden="0" w:uiPriority="73" w:unhideWhenUsed="0"/>
-    <w:lsdException w:name="Light Shading Accent 2" w:semiHidden="0" w:uiPriority="60" w:unhideWhenUsed="0"/>
-    <w:lsdException w:name="Light List Accent 2" w:semiHidden="0" w:uiPriority="61" w:unhideWhenUsed="0"/>
-    <w:lsdException w:name="Light Grid Accent 2" w:semiHidden="0" w:uiPriority="62" w:unhideWhenUsed="0"/>
-    <w:lsdException w:name="Medium Shading 1 Accent 2" w:semiHidden="0" w:uiPriority="63" w:unhideWhenUsed="0"/>
-    <w:lsdException w:name="Medium Shading 2 Accent 2" w:semiHidden="0" w:uiPriority="64" w:unhideWhenUsed="0"/>
-    <w:lsdException w:name="Medium List 1 Accent 2" w:semiHidden="0" w:uiPriority="65" w:unhideWhenUsed="0"/>
-    <w:lsdException w:name="Medium List 2 Accent 2" w:semiHidden="0" w:uiPriority="66" w:unhideWhenUsed="0"/>
-    <w:lsdException w:name="Medium Grid 1 Accent 2" w:semiHidden="0" w:uiPriority="67" w:unhideWhenUsed="0"/>
-    <w:lsdException w:name="Medium Grid 2 Accent 2" w:semiHidden="0" w:uiPriority="68" w:unhideWhenUsed="0"/>
-    <w:lsdException w:name="Medium Grid 3 Accent 2" w:semiHidden="0" w:uiPriority="69" w:unhideWhenUsed="0"/>
-    <w:lsdException w:name="Dark List Accent 2" w:semiHidden="0" w:uiPriority="70" w:unhideWhenUsed="0"/>
-    <w:lsdException w:name="Colorful Shading Accent 2" w:semiHidden="0" w:uiPriority="71" w:unhideWhenUsed="0"/>
-    <w:lsdException w:name="Colorful List Accent 2" w:semiHidden="0" w:uiPriority="72" w:unhideWhenUsed="0"/>
-    <w:lsdException w:name="Colorful Grid Accent 2" w:semiHidden="0" w:uiPriority="73" w:unhideWhenUsed="0"/>
-    <w:lsdException w:name="Light Shading Accent 3" w:semiHidden="0" w:uiPriority="60" w:unhideWhenUsed="0"/>
-    <w:lsdException w:name="Light List Accent 3" w:semiHidden="0" w:uiPriority="61" w:unhideWhenUsed="0"/>
-    <w:lsdException w:name="Light Grid Accent 3" w:semiHidden="0" w:uiPriority="62" w:unhideWhenUsed="0"/>
-    <w:lsdException w:name="Medium Shading 1 Accent 3" w:semiHidden="0" w:uiPriority="63" w:unhideWhenUsed="0"/>
-    <w:lsdException w:name="Medium Shading 2 Accent 3" w:semiHidden="0" w:uiPriority="64" w:unhideWhenUsed="0"/>
-    <w:lsdException w:name="Medium List 1 Accent 3" w:semiHidden="0" w:uiPriority="65" w:unhideWhenUsed="0"/>
-    <w:lsdException w:name="Medium List 2 Accent 3" w:semiHidden="0" w:uiPriority="66" w:unhideWhenUsed="0"/>
-    <w:lsdException w:name="Medium Grid 1 Accent 3" w:semiHidden="0" w:uiPriority="67" w:unhideWhenUsed="0"/>
-    <w:lsdException w:name="Medium Grid 2 Accent 3" w:semiHidden="0" w:uiPriority="68" w:unhideWhenUsed="0"/>
-    <w:lsdException w:name="Medium Grid 3 Accent 3" w:semiHidden="0" w:uiPriority="69" w:unhideWhenUsed="0"/>
-    <w:lsdException w:name="Dark List Accent 3" w:semiHidden="0" w:uiPriority="70" w:unhideWhenUsed="0"/>
-    <w:lsdException w:name="Colorful Shading Accent 3" w:semiHidden="0" w:uiPriority="71" w:unhideWhenUsed="0"/>
-    <w:lsdException w:name="Colorful List Accent 3" w:semiHidden="0" w:uiPriority="72" w:unhideWhenUsed="0"/>
-    <w:lsdException w:name="Colorful Grid Accent 3" w:semiHidden="0" w:uiPriority="73" w:unhideWhenUsed="0"/>
-    <w:lsdException w:name="Light Shading Accent 4" w:semiHidden="0" w:uiPriority="60" w:unhideWhenUsed="0"/>
-    <w:lsdException w:name="Light List Accent 4" w:semiHidden="0" w:uiPriority="61" w:unhideWhenUsed="0"/>
-    <w:lsdException w:name="Light Grid Accent 4" w:semiHidden="0" w:uiPriority="62" w:unhideWhenUsed="0"/>
-    <w:lsdException w:name="Medium Shading 1 Accent 4" w:semiHidden="0" w:uiPriority="63" w:unhideWhenUsed="0"/>
-    <w:lsdException w:name="Medium Shading 2 Accent 4" w:semiHidden="0" w:uiPriority="64" w:unhideWhenUsed="0"/>
-    <w:lsdException w:name="Medium List 1 Accent 4" w:semiHidden="0" w:uiPriority="65" w:unhideWhenUsed="0"/>
-    <w:lsdException w:name="Medium List 2 Accent 4" w:semiHidden="0" w:uiPriority="66" w:unhideWhenUsed="0"/>
-    <w:lsdException w:name="Medium Grid 1 Accent 4" w:semiHidden="0" w:uiPriority="67" w:unhideWhenUsed="0"/>
-    <w:lsdException w:name="Medium Grid 2 Accent 4" w:semiHidden="0" w:uiPriority="68" w:unhideWhenUsed="0"/>
-    <w:lsdException w:name="Medium Grid 3 Accent 4" w:semiHidden="0" w:uiPriority="69" w:unhideWhenUsed="0"/>
-    <w:lsdException w:name="Dark List Accent 4" w:semiHidden="0" w:uiPriority="70" w:unhideWhenUsed="0"/>
-    <w:lsdException w:name="Colorful Shading Accent 4" w:semiHidden="0" w:uiPriority="71" w:unhideWhenUsed="0"/>
-    <w:lsdException w:name="Colorful List Accent 4" w:semiHidden="0" w:uiPriority="72" w:unhideWhenUsed="0"/>
-    <w:lsdException w:name="Colorful Grid Accent 4" w:semiHidden="0" w:uiPriority="73" w:unhideWhenUsed="0"/>
-    <w:lsdException w:name="Light Shading Accent 5" w:semiHidden="0" w:uiPriority="60" w:unhideWhenUsed="0"/>
-    <w:lsdException w:name="Light List Accent 5" w:semiHidden="0" w:uiPriority="61" w:unhideWhenUsed="0"/>
-    <w:lsdException w:name="Light Grid Accent 5" w:semiHidden="0" w:uiPriority="62" w:unhideWhenUsed="0"/>
-    <w:lsdException w:name="Medium Shading 1 Accent 5" w:semiHidden="0" w:uiPriority="63" w:unhideWhenUsed="0"/>
-    <w:lsdException w:name="Medium Shading 2 Accent 5" w:semiHidden="0" w:uiPriority="64" w:unhideWhenUsed="0"/>
-    <w:lsdException w:name="Medium List 1 Accent 5" w:semiHidden="0" w:uiPriority="65" w:unhideWhenUsed="0"/>
-    <w:lsdException w:name="Medium List 2 Accent 5" w:semiHidden="0" w:uiPriority="66" w:unhideWhenUsed="0"/>
-    <w:lsdException w:name="Medium Grid 1 Accent 5" w:semiHidden="0" w:uiPriority="67" w:unhideWhenUsed="0"/>
-    <w:lsdException w:name="Medium Grid 2 Accent 5" w:semiHidden="0" w:uiPriority="68" w:unhideWhenUsed="0"/>
-    <w:lsdException w:name="Medium Grid 3 Accent 5" w:semiHidden="0" w:uiPriority="69" w:unhideWhenUsed="0"/>
-    <w:lsdException w:name="Dark List Accent 5" w:semiHidden="0" w:uiPriority="70" w:unhideWhenUsed="0"/>
-    <w:lsdException w:name="Colorful Shading Accent 5" w:semiHidden="0" w:uiPriority="71" w:unhideWhenUsed="0"/>
-    <w:lsdException w:name="Colorful List Accent 5" w:semiHidden="0" w:uiPriority="72" w:unhideWhenUsed="0"/>
-    <w:lsdException w:name="Colorful Grid Accent 5" w:semiHidden="0" w:uiPriority="73" w:unhideWhenUsed="0"/>
-    <w:lsdException w:name="Light Shading Accent 6" w:semiHidden="0" w:uiPriority="60" w:unhideWhenUsed="0"/>
-    <w:lsdException w:name="Light List Accent 6" w:semiHidden="0" w:uiPriority="61" w:unhideWhenUsed="0"/>
-    <w:lsdException w:name="Light Grid Accent 6" w:semiHidden="0" w:uiPriority="62" w:unhideWhenUsed="0"/>
-    <w:lsdException w:name="Medium Shading 1 Accent 6" w:semiHidden="0" w:uiPriority="63" w:unhideWhenUsed="0"/>
-    <w:lsdException w:name="Medium Shading 2 Accent 6" w:semiHidden="0" w:uiPriority="64" w:unhideWhenUsed="0"/>
-    <w:lsdException w:name="Medium List 1 Accent 6" w:semiHidden="0" w:uiPriority="65" w:unhideWhenUsed="0"/>
-    <w:lsdException w:name="Medium List 2 Accent 6" w:semiHidden="0" w:uiPriority="66" w:unhideWhenUsed="0"/>
-    <w:lsdException w:name="Medium Grid 1 Accent 6" w:semiHidden="0" w:uiPriority="67" w:unhideWhenUsed="0"/>
-    <w:lsdException w:name="Medium Grid 2 Accent 6" w:semiHidden="0" w:uiPriority="68" w:unhideWhenUsed="0"/>
-    <w:lsdException w:name="Medium Grid 3 Accent 6" w:semiHidden="0" w:uiPriority="69" w:unhideWhenUsed="0"/>
-    <w:lsdException w:name="Dark List Accent 6" w:semiHidden="0" w:uiPriority="70" w:unhideWhenUsed="0"/>
-    <w:lsdException w:name="Colorful Shading Accent 6" w:semiHidden="0" w:uiPriority="71" w:unhideWhenUsed="0"/>
-    <w:lsdException w:name="Colorful List Accent 6" w:semiHidden="0" w:uiPriority="72" w:unhideWhenUsed="0"/>
-    <w:lsdException w:name="Colorful Grid Accent 6" w:semiHidden="0" w:uiPriority="73" w:unhideWhenUsed="0"/>
-    <w:lsdException w:name="Subtle Emphasis" w:semiHidden="0" w:uiPriority="19" w:unhideWhenUsed="0" w:qFormat="1"/>
-    <w:lsdException w:name="Intense Emphasis" w:semiHidden="0" w:uiPriority="21" w:unhideWhenUsed="0" w:qFormat="1"/>
-    <w:lsdException w:name="Subtle Reference" w:semiHidden="0" w:uiPriority="31" w:unhideWhenUsed="0" w:qFormat="1"/>
-    <w:lsdException w:name="Intense Reference" w:semiHidden="0" w:uiPriority="32" w:unhideWhenUsed="0" w:qFormat="1"/>
-    <w:lsdException w:name="Book Title" w:semiHidden="0" w:uiPriority="33" w:unhideWhenUsed="0" w:qFormat="1"/>
-    <w:lsdException w:name="Bibliography" w:uiPriority="37"/>
-    <w:lsdException w:name="TOC Heading" w:uiPriority="39" w:qFormat="1"/>
+  <w:latentStyles w:defLockedState="0" w:defUIPriority="99" w:defSemiHidden="0" w:defUnhideWhenUsed="0" w:defQFormat="0" w:count="376">
+    <w:lsdException w:name="Normal" w:uiPriority="0" w:qFormat="1"/>
+    <w:lsdException w:name="heading 1" w:uiPriority="9" w:qFormat="1"/>
+    <w:lsdException w:name="heading 2" w:semiHidden="1" w:uiPriority="9" w:unhideWhenUsed="1" w:qFormat="1"/>
+    <w:lsdException w:name="heading 3" w:semiHidden="1" w:uiPriority="9" w:unhideWhenUsed="1" w:qFormat="1"/>
+    <w:lsdException w:name="heading 4" w:semiHidden="1" w:uiPriority="9" w:unhideWhenUsed="1" w:qFormat="1"/>
+    <w:lsdException w:name="heading 5" w:semiHidden="1" w:uiPriority="9" w:unhideWhenUsed="1" w:qFormat="1"/>
+    <w:lsdException w:name="heading 6" w:semiHidden="1" w:uiPriority="9" w:unhideWhenUsed="1" w:qFormat="1"/>
+    <w:lsdException w:name="heading 7" w:semiHidden="1" w:uiPriority="9" w:unhideWhenUsed="1" w:qFormat="1"/>
+    <w:lsdException w:name="heading 8" w:semiHidden="1" w:uiPriority="9" w:unhideWhenUsed="1" w:qFormat="1"/>
+    <w:lsdException w:name="heading 9" w:semiHidden="1" w:uiPriority="9" w:unhideWhenUsed="1" w:qFormat="1"/>
+    <w:lsdException w:name="index 1" w:semiHidden="1" w:unhideWhenUsed="1"/>
+    <w:lsdException w:name="index 2" w:semiHidden="1" w:unhideWhenUsed="1"/>
+    <w:lsdException w:name="index 3" w:semiHidden="1" w:unhideWhenUsed="1"/>
+    <w:lsdException w:name="index 4" w:semiHidden="1" w:unhideWhenUsed="1"/>
+    <w:lsdException w:name="index 5" w:semiHidden="1" w:unhideWhenUsed="1"/>
+    <w:lsdException w:name="index 6" w:semiHidden="1" w:unhideWhenUsed="1"/>
+    <w:lsdException w:name="index 7" w:semiHidden="1" w:unhideWhenUsed="1"/>
+    <w:lsdException w:name="index 8" w:semiHidden="1" w:unhideWhenUsed="1"/>
+    <w:lsdException w:name="index 9" w:semiHidden="1" w:unhideWhenUsed="1"/>
+    <w:lsdException w:name="toc 1" w:semiHidden="1" w:uiPriority="39" w:unhideWhenUsed="1"/>
+    <w:lsdException w:name="toc 2" w:semiHidden="1" w:uiPriority="39" w:unhideWhenUsed="1"/>
+    <w:lsdException w:name="toc 3" w:semiHidden="1" w:uiPriority="39" w:unhideWhenUsed="1"/>
+    <w:lsdException w:name="toc 4" w:semiHidden="1" w:uiPriority="39" w:unhideWhenUsed="1"/>
+    <w:lsdException w:name="toc 5" w:semiHidden="1" w:uiPriority="39" w:unhideWhenUsed="1"/>
+    <w:lsdException w:name="toc 6" w:semiHidden="1" w:uiPriority="39" w:unhideWhenUsed="1"/>
+    <w:lsdException w:name="toc 7" w:semiHidden="1" w:uiPriority="39" w:unhideWhenUsed="1"/>
+    <w:lsdException w:name="toc 8" w:semiHidden="1" w:uiPriority="39" w:unhideWhenUsed="1"/>
+    <w:lsdException w:name="toc 9" w:semiHidden="1" w:uiPriority="39" w:unhideWhenUsed="1"/>
+    <w:lsdException w:name="Normal Indent" w:semiHidden="1" w:unhideWhenUsed="1"/>
+    <w:lsdException w:name="footnote text" w:semiHidden="1" w:unhideWhenUsed="1"/>
+    <w:lsdException w:name="annotation text" w:semiHidden="1" w:unhideWhenUsed="1"/>
+    <w:lsdException w:name="header" w:semiHidden="1" w:unhideWhenUsed="1"/>
+    <w:lsdException w:name="footer" w:semiHidden="1" w:unhideWhenUsed="1"/>
+    <w:lsdException w:name="index heading" w:semiHidden="1" w:unhideWhenUsed="1"/>
+    <w:lsdException w:name="caption" w:semiHidden="1" w:uiPriority="35" w:unhideWhenUsed="1" w:qFormat="1"/>
+    <w:lsdException w:name="table of figures" w:semiHidden="1" w:unhideWhenUsed="1"/>
+    <w:lsdException w:name="envelope address" w:semiHidden="1" w:unhideWhenUsed="1"/>
+    <w:lsdException w:name="envelope return" w:semiHidden="1" w:unhideWhenUsed="1"/>
+    <w:lsdException w:name="footnote reference" w:semiHidden="1" w:unhideWhenUsed="1"/>
+    <w:lsdException w:name="annotation reference" w:semiHidden="1" w:unhideWhenUsed="1"/>
+    <w:lsdException w:name="line number" w:semiHidden="1" w:unhideWhenUsed="1"/>
+    <w:lsdException w:name="page number" w:semiHidden="1" w:unhideWhenUsed="1"/>
+    <w:lsdException w:name="endnote reference" w:semiHidden="1" w:unhideWhenUsed="1"/>
+    <w:lsdException w:name="endnote text" w:semiHidden="1" w:unhideWhenUsed="1"/>
+    <w:lsdException w:name="table of authorities" w:semiHidden="1" w:unhideWhenUsed="1"/>
+    <w:lsdException w:name="macro" w:semiHidden="1" w:unhideWhenUsed="1"/>
+    <w:lsdException w:name="toa heading" w:semiHidden="1" w:unhideWhenUsed="1"/>
+    <w:lsdException w:name="List" w:semiHidden="1" w:unhideWhenUsed="1"/>
+    <w:lsdException w:name="List Bullet" w:semiHidden="1" w:unhideWhenUsed="1"/>
+    <w:lsdException w:name="List Number" w:semiHidden="1" w:unhideWhenUsed="1"/>
+    <w:lsdException w:name="List 2" w:semiHidden="1" w:unhideWhenUsed="1"/>
+    <w:lsdException w:name="List 3" w:semiHidden="1" w:unhideWhenUsed="1"/>
+    <w:lsdException w:name="List 4" w:semiHidden="1" w:unhideWhenUsed="1"/>
+    <w:lsdException w:name="List 5" w:semiHidden="1" w:unhideWhenUsed="1"/>
+    <w:lsdException w:name="List Bullet 2" w:semiHidden="1" w:unhideWhenUsed="1"/>
+    <w:lsdException w:name="List Bullet 3" w:semiHidden="1" w:unhideWhenUsed="1"/>
+    <w:lsdException w:name="List Bullet 4" w:semiHidden="1" w:unhideWhenUsed="1"/>
+    <w:lsdException w:name="List Bullet 5" w:semiHidden="1" w:unhideWhenUsed="1"/>
+    <w:lsdException w:name="List Number 2" w:semiHidden="1" w:unhideWhenUsed="1"/>
+    <w:lsdException w:name="List Number 3" w:semiHidden="1" w:unhideWhenUsed="1"/>
+    <w:lsdException w:name="List Number 4" w:semiHidden="1" w:unhideWhenUsed="1"/>
+    <w:lsdException w:name="List Number 5" w:semiHidden="1" w:unhideWhenUsed="1"/>
+    <w:lsdException w:name="Title" w:uiPriority="10" w:qFormat="1"/>
+    <w:lsdException w:name="Closing" w:semiHidden="1" w:unhideWhenUsed="1"/>
+    <w:lsdException w:name="Signature" w:semiHidden="1" w:unhideWhenUsed="1"/>
+    <w:lsdException w:name="Default Paragraph Font" w:semiHidden="1" w:uiPriority="1" w:unhideWhenUsed="1"/>
+    <w:lsdException w:name="Body Text" w:semiHidden="1" w:unhideWhenUsed="1"/>
+    <w:lsdException w:name="Body Text Indent" w:semiHidden="1" w:unhideWhenUsed="1"/>
+    <w:lsdException w:name="List Continue" w:semiHidden="1" w:unhideWhenUsed="1"/>
+    <w:lsdException w:name="List Continue 2" w:semiHidden="1" w:unhideWhenUsed="1"/>
+    <w:lsdException w:name="List Continue 3" w:semiHidden="1" w:unhideWhenUsed="1"/>
+    <w:lsdException w:name="List Continue 4" w:semiHidden="1" w:unhideWhenUsed="1"/>
+    <w:lsdException w:name="List Continue 5" w:semiHidden="1" w:unhideWhenUsed="1"/>
+    <w:lsdException w:name="Message Header" w:semiHidden="1" w:unhideWhenUsed="1"/>
+    <w:lsdException w:name="Subtitle" w:uiPriority="11" w:qFormat="1"/>
+    <w:lsdException w:name="Salutation" w:semiHidden="1" w:unhideWhenUsed="1"/>
+    <w:lsdException w:name="Date" w:semiHidden="1" w:unhideWhenUsed="1"/>
+    <w:lsdException w:name="Body Text First Indent" w:semiHidden="1" w:unhideWhenUsed="1"/>
+    <w:lsdException w:name="Body Text First Indent 2" w:semiHidden="1" w:unhideWhenUsed="1"/>
+    <w:lsdException w:name="Note Heading" w:semiHidden="1" w:unhideWhenUsed="1"/>
+    <w:lsdException w:name="Body Text 2" w:semiHidden="1" w:unhideWhenUsed="1"/>
+    <w:lsdException w:name="Body Text 3" w:semiHidden="1" w:unhideWhenUsed="1"/>
+    <w:lsdException w:name="Body Text Indent 2" w:semiHidden="1" w:unhideWhenUsed="1"/>
+    <w:lsdException w:name="Body Text Indent 3" w:semiHidden="1" w:unhideWhenUsed="1"/>
+    <w:lsdException w:name="Block Text" w:semiHidden="1" w:unhideWhenUsed="1"/>
+    <w:lsdException w:name="Hyperlink" w:semiHidden="1" w:uiPriority="0" w:unhideWhenUsed="1"/>
+    <w:lsdException w:name="FollowedHyperlink" w:semiHidden="1" w:unhideWhenUsed="1"/>
+    <w:lsdException w:name="Strong" w:uiPriority="22" w:qFormat="1"/>
+    <w:lsdException w:name="Emphasis" w:uiPriority="20" w:qFormat="1"/>
+    <w:lsdException w:name="Document Map" w:semiHidden="1" w:unhideWhenUsed="1"/>
+    <w:lsdException w:name="Plain Text" w:semiHidden="1" w:unhideWhenUsed="1"/>
+    <w:lsdException w:name="E-mail Signature" w:semiHidden="1" w:unhideWhenUsed="1"/>
+    <w:lsdException w:name="HTML Top of Form" w:semiHidden="1" w:unhideWhenUsed="1"/>
+    <w:lsdException w:name="HTML Bottom of Form" w:semiHidden="1" w:unhideWhenUsed="1"/>
+    <w:lsdException w:name="Normal (Web)" w:semiHidden="1" w:unhideWhenUsed="1"/>
+    <w:lsdException w:name="HTML Acronym" w:semiHidden="1" w:unhideWhenUsed="1"/>
+    <w:lsdException w:name="HTML Address" w:semiHidden="1" w:unhideWhenUsed="1"/>
+    <w:lsdException w:name="HTML Cite" w:semiHidden="1" w:unhideWhenUsed="1"/>
+    <w:lsdException w:name="HTML Code" w:semiHidden="1" w:unhideWhenUsed="1"/>
+    <w:lsdException w:name="HTML Definition" w:semiHidden="1" w:unhideWhenUsed="1"/>
+    <w:lsdException w:name="HTML Keyboard" w:semiHidden="1" w:unhideWhenUsed="1"/>
+    <w:lsdException w:name="HTML Preformatted" w:semiHidden="1" w:unhideWhenUsed="1"/>
+    <w:lsdException w:name="HTML Sample" w:semiHidden="1" w:unhideWhenUsed="1"/>
+    <w:lsdException w:name="HTML Typewriter" w:semiHidden="1" w:unhideWhenUsed="1"/>
+    <w:lsdException w:name="HTML Variable" w:semiHidden="1" w:unhideWhenUsed="1"/>
+    <w:lsdException w:name="Normal Table" w:semiHidden="1" w:unhideWhenUsed="1"/>
+    <w:lsdException w:name="annotation subject" w:semiHidden="1" w:unhideWhenUsed="1"/>
+    <w:lsdException w:name="No List" w:semiHidden="1" w:unhideWhenUsed="1"/>
+    <w:lsdException w:name="Outline List 1" w:semiHidden="1" w:unhideWhenUsed="1"/>
+    <w:lsdException w:name="Outline List 2" w:semiHidden="1" w:unhideWhenUsed="1"/>
+    <w:lsdException w:name="Outline List 3" w:semiHidden="1" w:unhideWhenUsed="1"/>
+    <w:lsdException w:name="Table Simple 1" w:semiHidden="1" w:unhideWhenUsed="1"/>
+    <w:lsdException w:name="Table Simple 2" w:semiHidden="1" w:unhideWhenUsed="1"/>
+    <w:lsdException w:name="Table Simple 3" w:semiHidden="1" w:unhideWhenUsed="1"/>
+    <w:lsdException w:name="Table Classic 1" w:semiHidden="1" w:unhideWhenUsed="1"/>
+    <w:lsdException w:name="Table Classic 2" w:semiHidden="1" w:unhideWhenUsed="1"/>
+    <w:lsdException w:name="Table Classic 3" w:semiHidden="1" w:unhideWhenUsed="1"/>
+    <w:lsdException w:name="Table Classic 4" w:semiHidden="1" w:unhideWhenUsed="1"/>
+    <w:lsdException w:name="Table Colorful 1" w:semiHidden="1" w:unhideWhenUsed="1"/>
+    <w:lsdException w:name="Table Colorful 2" w:semiHidden="1" w:unhideWhenUsed="1"/>
+    <w:lsdException w:name="Table Colorful 3" w:semiHidden="1" w:unhideWhenUsed="1"/>
+    <w:lsdException w:name="Table Columns 1" w:semiHidden="1" w:unhideWhenUsed="1"/>
+    <w:lsdException w:name="Table Columns 2" w:semiHidden="1" w:unhideWhenUsed="1"/>
+    <w:lsdException w:name="Table Columns 3" w:semiHidden="1" w:unhideWhenUsed="1"/>
+    <w:lsdException w:name="Table Columns 4" w:semiHidden="1" w:unhideWhenUsed="1"/>
+    <w:lsdException w:name="Table Columns 5" w:semiHidden="1" w:unhideWhenUsed="1"/>
+    <w:lsdException w:name="Table Grid 1" w:semiHidden="1" w:unhideWhenUsed="1"/>
+    <w:lsdException w:name="Table Grid 2" w:semiHidden="1" w:unhideWhenUsed="1"/>
+    <w:lsdException w:name="Table Grid 3" w:semiHidden="1" w:unhideWhenUsed="1"/>
+    <w:lsdException w:name="Table Grid 4" w:semiHidden="1" w:unhideWhenUsed="1"/>
+    <w:lsdException w:name="Table Grid 5" w:semiHidden="1" w:unhideWhenUsed="1"/>
+    <w:lsdException w:name="Table Grid 6" w:semiHidden="1" w:unhideWhenUsed="1"/>
+    <w:lsdException w:name="Table Grid 7" w:semiHidden="1" w:unhideWhenUsed="1"/>
+    <w:lsdException w:name="Table Grid 8" w:semiHidden="1" w:unhideWhenUsed="1"/>
+    <w:lsdException w:name="Table List 1" w:semiHidden="1" w:unhideWhenUsed="1"/>
+    <w:lsdException w:name="Table List 2" w:semiHidden="1" w:unhideWhenUsed="1"/>
+    <w:lsdException w:name="Table List 3" w:semiHidden="1" w:unhideWhenUsed="1"/>
+    <w:lsdException w:name="Table List 4" w:semiHidden="1" w:unhideWhenUsed="1"/>
+    <w:lsdException w:name="Table List 5" w:semiHidden="1" w:unhideWhenUsed="1"/>
+    <w:lsdException w:name="Table List 6" w:semiHidden="1" w:unhideWhenUsed="1"/>
+    <w:lsdException w:name="Table List 7" w:semiHidden="1" w:unhideWhenUsed="1"/>
+    <w:lsdException w:name="Table List 8" w:semiHidden="1" w:unhideWhenUsed="1"/>
+    <w:lsdException w:name="Table 3D effects 1" w:semiHidden="1" w:unhideWhenUsed="1"/>
+    <w:lsdException w:name="Table 3D effects 2" w:semiHidden="1" w:unhideWhenUsed="1"/>
+    <w:lsdException w:name="Table 3D effects 3" w:semiHidden="1" w:unhideWhenUsed="1"/>
+    <w:lsdException w:name="Table Contemporary" w:semiHidden="1" w:unhideWhenUsed="1"/>
+    <w:lsdException w:name="Table Elegant" w:semiHidden="1" w:unhideWhenUsed="1"/>
+    <w:lsdException w:name="Table Professional" w:semiHidden="1" w:unhideWhenUsed="1"/>
+    <w:lsdException w:name="Table Subtle 1" w:semiHidden="1" w:unhideWhenUsed="1"/>
+    <w:lsdException w:name="Table Subtle 2" w:semiHidden="1" w:unhideWhenUsed="1"/>
+    <w:lsdException w:name="Table Web 1" w:semiHidden="1" w:unhideWhenUsed="1"/>
+    <w:lsdException w:name="Table Web 2" w:semiHidden="1" w:unhideWhenUsed="1"/>
+    <w:lsdException w:name="Table Web 3" w:semiHidden="1" w:unhideWhenUsed="1"/>
+    <w:lsdException w:name="Balloon Text" w:semiHidden="1" w:unhideWhenUsed="1"/>
+    <w:lsdException w:name="Table Grid" w:uiPriority="59"/>
+    <w:lsdException w:name="Table Theme" w:semiHidden="1" w:unhideWhenUsed="1"/>
+    <w:lsdException w:name="Placeholder Text" w:semiHidden="1"/>
+    <w:lsdException w:name="No Spacing" w:uiPriority="1" w:qFormat="1"/>
+    <w:lsdException w:name="Light Shading" w:uiPriority="60"/>
+    <w:lsdException w:name="Light List" w:uiPriority="61"/>
+    <w:lsdException w:name="Light Grid" w:uiPriority="62"/>
+    <w:lsdException w:name="Medium Shading 1" w:uiPriority="63"/>
+    <w:lsdException w:name="Medium Shading 2" w:uiPriority="64"/>
+    <w:lsdException w:name="Medium List 1" w:uiPriority="65"/>
+    <w:lsdException w:name="Medium List 2" w:uiPriority="66"/>
+    <w:lsdException w:name="Medium Grid 1" w:uiPriority="67"/>
+    <w:lsdException w:name="Medium Grid 2" w:uiPriority="68"/>
+    <w:lsdException w:name="Medium Grid 3" w:uiPriority="69"/>
+    <w:lsdException w:name="Dark List" w:uiPriority="70"/>
+    <w:lsdException w:name="Colorful Shading" w:uiPriority="71"/>
+    <w:lsdException w:name="Colorful List" w:uiPriority="72"/>
+    <w:lsdException w:name="Colorful Grid" w:uiPriority="73"/>
+    <w:lsdException w:name="Light Shading Accent 1" w:uiPriority="60"/>
+    <w:lsdException w:name="Light List Accent 1" w:uiPriority="61"/>
+    <w:lsdException w:name="Light Grid Accent 1" w:uiPriority="62"/>
+    <w:lsdException w:name="Medium Shading 1 Accent 1" w:uiPriority="63"/>
+    <w:lsdException w:name="Medium Shading 2 Accent 1" w:uiPriority="64"/>
+    <w:lsdException w:name="Medium List 1 Accent 1" w:uiPriority="65"/>
+    <w:lsdException w:name="Revision" w:semiHidden="1"/>
+    <w:lsdException w:name="List Paragraph" w:uiPriority="34" w:qFormat="1"/>
+    <w:lsdException w:name="Quote" w:uiPriority="29" w:qFormat="1"/>
+    <w:lsdException w:name="Intense Quote" w:uiPriority="30" w:qFormat="1"/>
+    <w:lsdException w:name="Medium List 2 Accent 1" w:uiPriority="66"/>
+    <w:lsdException w:name="Medium Grid 1 Accent 1" w:uiPriority="67"/>
+    <w:lsdException w:name="Medium Grid 2 Accent 1" w:uiPriority="68"/>
+    <w:lsdException w:name="Medium Grid 3 Accent 1" w:uiPriority="69"/>
+    <w:lsdException w:name="Dark List Accent 1" w:uiPriority="70"/>
+    <w:lsdException w:name="Colorful Shading Accent 1" w:uiPriority="71"/>
+    <w:lsdException w:name="Colorful List Accent 1" w:uiPriority="72"/>
+    <w:lsdException w:name="Colorful Grid Accent 1" w:uiPriority="73"/>
+    <w:lsdException w:name="Light Shading Accent 2" w:uiPriority="60"/>
+    <w:lsdException w:name="Light List Accent 2" w:uiPriority="61"/>
+    <w:lsdException w:name="Light Grid Accent 2" w:uiPriority="62"/>
+    <w:lsdException w:name="Medium Shading 1 Accent 2" w:uiPriority="63"/>
+    <w:lsdException w:name="Medium Shading 2 Accent 2" w:uiPriority="64"/>
+    <w:lsdException w:name="Medium List 1 Accent 2" w:uiPriority="65"/>
+    <w:lsdException w:name="Medium List 2 Accent 2" w:uiPriority="66"/>
+    <w:lsdException w:name="Medium Grid 1 Accent 2" w:uiPriority="67"/>
+    <w:lsdException w:name="Medium Grid 2 Accent 2" w:uiPriority="68"/>
+    <w:lsdException w:name="Medium Grid 3 Accent 2" w:uiPriority="69"/>
+    <w:lsdException w:name="Dark List Accent 2" w:uiPriority="70"/>
+    <w:lsdException w:name="Colorful Shading Accent 2" w:uiPriority="71"/>
+    <w:lsdException w:name="Colorful List Accent 2" w:uiPriority="72"/>
+    <w:lsdException w:name="Colorful Grid Accent 2" w:uiPriority="73"/>
+    <w:lsdException w:name="Light Shading Accent 3" w:uiPriority="60"/>
+    <w:lsdException w:name="Light List Accent 3" w:uiPriority="61"/>
+    <w:lsdException w:name="Light Grid Accent 3" w:uiPriority="62"/>
+    <w:lsdException w:name="Medium Shading 1 Accent 3" w:uiPriority="63"/>
+    <w:lsdException w:name="Medium Shading 2 Accent 3" w:uiPriority="64"/>
+    <w:lsdException w:name="Medium List 1 Accent 3" w:uiPriority="65"/>
+    <w:lsdException w:name="Medium List 2 Accent 3" w:uiPriority="66"/>
+    <w:lsdException w:name="Medium Grid 1 Accent 3" w:uiPriority="67"/>
+    <w:lsdException w:name="Medium Grid 2 Accent 3" w:uiPriority="68"/>
+    <w:lsdException w:name="Medium Grid 3 Accent 3" w:uiPriority="69"/>
+    <w:lsdException w:name="Dark List Accent 3" w:uiPriority="70"/>
+    <w:lsdException w:name="Colorful Shading Accent 3" w:uiPriority="71"/>
+    <w:lsdException w:name="Colorful List Accent 3" w:uiPriority="72"/>
+    <w:lsdException w:name="Colorful Grid Accent 3" w:uiPriority="73"/>
+    <w:lsdException w:name="Light Shading Accent 4" w:uiPriority="60"/>
+    <w:lsdException w:name="Light List Accent 4" w:uiPriority="61"/>
+    <w:lsdException w:name="Light Grid Accent 4" w:uiPriority="62"/>
+    <w:lsdException w:name="Medium Shading 1 Accent 4" w:uiPriority="63"/>
+    <w:lsdException w:name="Medium Shading 2 Accent 4" w:uiPriority="64"/>
+    <w:lsdException w:name="Medium List 1 Accent 4" w:uiPriority="65"/>
+    <w:lsdException w:name="Medium List 2 Accent 4" w:uiPriority="66"/>
+    <w:lsdException w:name="Medium Grid 1 Accent 4" w:uiPriority="67"/>
+    <w:lsdException w:name="Medium Grid 2 Accent 4" w:uiPriority="68"/>
+    <w:lsdException w:name="Medium Grid 3 Accent 4" w:uiPriority="69"/>
+    <w:lsdException w:name="Dark List Accent 4" w:uiPriority="70"/>
+    <w:lsdException w:name="Colorful Shading Accent 4" w:uiPriority="71"/>
+    <w:lsdException w:name="Colorful List Accent 4" w:uiPriority="72"/>
+    <w:lsdException w:name="Colorful Grid Accent 4" w:uiPriority="73"/>
+    <w:lsdException w:name="Light Shading Accent 5" w:uiPriority="60"/>
+    <w:lsdException w:name="Light List Accent 5" w:uiPriority="61"/>
+    <w:lsdException w:name="Light Grid Accent 5" w:uiPriority="62"/>
+    <w:lsdException w:name="Medium Shading 1 Accent 5" w:uiPriority="63"/>
+    <w:lsdException w:name="Medium Shading 2 Accent 5" w:uiPriority="64"/>
+    <w:lsdException w:name="Medium List 1 Accent 5" w:uiPriority="65"/>
+    <w:lsdException w:name="Medium List 2 Accent 5" w:uiPriority="66"/>
+    <w:lsdException w:name="Medium Grid 1 Accent 5" w:uiPriority="67"/>
+    <w:lsdException w:name="Medium Grid 2 Accent 5" w:uiPriority="68"/>
+    <w:lsdException w:name="Medium Grid 3 Accent 5" w:uiPriority="69"/>
+    <w:lsdException w:name="Dark List Accent 5" w:uiPriority="70"/>
+    <w:lsdException w:name="Colorful Shading Accent 5" w:uiPriority="71"/>
+    <w:lsdException w:name="Colorful List Accent 5" w:uiPriority="72"/>
+    <w:lsdException w:name="Colorful Grid Accent 5" w:uiPriority="73"/>
+    <w:lsdException w:name="Light Shading Accent 6" w:uiPriority="60"/>
+    <w:lsdException w:name="Light List Accent 6" w:uiPriority="61"/>
+    <w:lsdException w:name="Light Grid Accent 6" w:uiPriority="62"/>
+    <w:lsdException w:name="Medium Shading 1 Accent 6" w:uiPriority="63"/>
+    <w:lsdException w:name="Medium Shading 2 Accent 6" w:uiPriority="64"/>
+    <w:lsdException w:name="Medium List 1 Accent 6" w:uiPriority="65"/>
+    <w:lsdException w:name="Medium List 2 Accent 6" w:uiPriority="66"/>
+    <w:lsdException w:name="Medium Grid 1 Accent 6" w:uiPriority="67"/>
+    <w:lsdException w:name="Medium Grid 2 Accent 6" w:uiPriority="68"/>
+    <w:lsdException w:name="Medium Grid 3 Accent 6" w:uiPriority="69"/>
+    <w:lsdException w:name="Dark List Accent 6" w:uiPriority="70"/>
+    <w:lsdException w:name="Colorful Shading Accent 6" w:uiPriority="71"/>
+    <w:lsdException w:name="Colorful List Accent 6" w:uiPriority="72"/>
+    <w:lsdException w:name="Colorful Grid Accent 6" w:uiPriority="73"/>
+    <w:lsdException w:name="Subtle Emphasis" w:uiPriority="19" w:qFormat="1"/>
+    <w:lsdException w:name="Intense Emphasis" w:uiPriority="21" w:qFormat="1"/>
+    <w:lsdException w:name="Subtle Reference" w:uiPriority="31" w:qFormat="1"/>
+    <w:lsdException w:name="Intense Reference" w:uiPriority="32" w:qFormat="1"/>
+    <w:lsdException w:name="Book Title" w:uiPriority="33" w:qFormat="1"/>
+    <w:lsdException w:name="Bibliography" w:semiHidden="1" w:uiPriority="37" w:unhideWhenUsed="1"/>
+    <w:lsdException w:name="TOC Heading" w:semiHidden="1" w:uiPriority="39" w:unhideWhenUsed="1" w:qFormat="1"/>
+    <w:lsdException w:name="Plain Table 1" w:uiPriority="41"/>
+    <w:lsdException w:name="Plain Table 2" w:uiPriority="42"/>
+    <w:lsdException w:name="Plain Table 3" w:uiPriority="43"/>
+    <w:lsdException w:name="Plain Table 4" w:uiPriority="44"/>
+    <w:lsdException w:name="Plain Table 5" w:uiPriority="45"/>
+    <w:lsdException w:name="Grid Table Light" w:uiPriority="40"/>
+    <w:lsdException w:name="Grid Table 1 Light" w:uiPriority="46"/>
+    <w:lsdException w:name="Grid Table 2" w:uiPriority="47"/>
+    <w:lsdException w:name="Grid Table 3" w:uiPriority="48"/>
+    <w:lsdException w:name="Grid Table 4" w:uiPriority="49"/>
+    <w:lsdException w:name="Grid Table 5 Dark" w:uiPriority="50"/>
+    <w:lsdException w:name="Grid Table 6 Colorful" w:uiPriority="51"/>
+    <w:lsdException w:name="Grid Table 7 Colorful" w:uiPriority="52"/>
+    <w:lsdException w:name="Grid Table 1 Light Accent 1" w:uiPriority="46"/>
+    <w:lsdException w:name="Grid Table 2 Accent 1" w:uiPriority="47"/>
+    <w:lsdException w:name="Grid Table 3 Accent 1" w:uiPriority="48"/>
+    <w:lsdException w:name="Grid Table 4 Accent 1" w:uiPriority="49"/>
+    <w:lsdException w:name="Grid Table 5 Dark Accent 1" w:uiPriority="50"/>
+    <w:lsdException w:name="Grid Table 6 Colorful Accent 1" w:uiPriority="51"/>
+    <w:lsdException w:name="Grid Table 7 Colorful Accent 1" w:uiPriority="52"/>
+    <w:lsdException w:name="Grid Table 1 Light Accent 2" w:uiPriority="46"/>
+    <w:lsdException w:name="Grid Table 2 Accent 2" w:uiPriority="47"/>
+    <w:lsdException w:name="Grid Table 3 Accent 2" w:uiPriority="48"/>
+    <w:lsdException w:name="Grid Table 4 Accent 2" w:uiPriority="49"/>
+    <w:lsdException w:name="Grid Table 5 Dark Accent 2" w:uiPriority="50"/>
+    <w:lsdException w:name="Grid Table 6 Colorful Accent 2" w:uiPriority="51"/>
+    <w:lsdException w:name="Grid Table 7 Colorful Accent 2" w:uiPriority="52"/>
+    <w:lsdException w:name="Grid Table 1 Light Accent 3" w:uiPriority="46"/>
+    <w:lsdException w:name="Grid Table 2 Accent 3" w:uiPriority="47"/>
+    <w:lsdException w:name="Grid Table 3 Accent 3" w:uiPriority="48"/>
+    <w:lsdException w:name="Grid Table 4 Accent 3" w:uiPriority="49"/>
+    <w:lsdException w:name="Grid Table 5 Dark Accent 3" w:uiPriority="50"/>
+    <w:lsdException w:name="Grid Table 6 Colorful Accent 3" w:uiPriority="51"/>
+    <w:lsdException w:name="Grid Table 7 Colorful Accent 3" w:uiPriority="52"/>
+    <w:lsdException w:name="Grid Table 1 Light Accent 4" w:uiPriority="46"/>
+    <w:lsdException w:name="Grid Table 2 Accent 4" w:uiPriority="47"/>
+    <w:lsdException w:name="Grid Table 3 Accent 4" w:uiPriority="48"/>
+    <w:lsdException w:name="Grid Table 4 Accent 4" w:uiPriority="49"/>
+    <w:lsdException w:name="Grid Table 5 Dark Accent 4" w:uiPriority="50"/>
+    <w:lsdException w:name="Grid Table 6 Colorful Accent 4" w:uiPriority="51"/>
+    <w:lsdException w:name="Grid Table 7 Colorful Accent 4" w:uiPriority="52"/>
+    <w:lsdException w:name="Grid Table 1 Light Accent 5" w:uiPriority="46"/>
+    <w:lsdException w:name="Grid Table 2 Accent 5" w:uiPriority="47"/>
+    <w:lsdException w:name="Grid Table 3 Accent 5" w:uiPriority="48"/>
+    <w:lsdException w:name="Grid Table 4 Accent 5" w:uiPriority="49"/>
+    <w:lsdException w:name="Grid Table 5 Dark Accent 5" w:uiPriority="50"/>
+    <w:lsdException w:name="Grid Table 6 Colorful Accent 5" w:uiPriority="51"/>
+    <w:lsdException w:name="Grid Table 7 Colorful Accent 5" w:uiPriority="52"/>
+    <w:lsdException w:name="Grid Table 1 Light Accent 6" w:uiPriority="46"/>
+    <w:lsdException w:name="Grid Table 2 Accent 6" w:uiPriority="47"/>
+    <w:lsdException w:name="Grid Table 3 Accent 6" w:uiPriority="48"/>
+    <w:lsdException w:name="Grid Table 4 Accent 6" w:uiPriority="49"/>
+    <w:lsdException w:name="Grid Table 5 Dark Accent 6" w:uiPriority="50"/>
+    <w:lsdException w:name="Grid Table 6 Colorful Accent 6" w:uiPriority="51"/>
+    <w:lsdException w:name="Grid Table 7 Colorful Accent 6" w:uiPriority="52"/>
+    <w:lsdException w:name="List Table 1 Light" w:uiPriority="46"/>
+    <w:lsdException w:name="List Table 2" w:uiPriority="47"/>
+    <w:lsdException w:name="List Table 3" w:uiPriority="48"/>
+    <w:lsdException w:name="List Table 4" w:uiPriority="49"/>
+    <w:lsdException w:name="List Table 5 Dark" w:uiPriority="50"/>
+    <w:lsdException w:name="List Table 6 Colorful" w:uiPriority="51"/>
+    <w:lsdException w:name="List Table 7 Colorful" w:uiPriority="52"/>
+    <w:lsdException w:name="List Table 1 Light Accent 1" w:uiPriority="46"/>
+    <w:lsdException w:name="List Table 2 Accent 1" w:uiPriority="47"/>
+    <w:lsdException w:name="List Table 3 Accent 1" w:uiPriority="48"/>
+    <w:lsdException w:name="List Table 4 Accent 1" w:uiPriority="49"/>
+    <w:lsdException w:name="List Table 5 Dark Accent 1" w:uiPriority="50"/>
+    <w:lsdException w:name="List Table 6 Colorful Accent 1" w:uiPriority="51"/>
+    <w:lsdException w:name="List Table 7 Colorful Accent 1" w:uiPriority="52"/>
+    <w:lsdException w:name="List Table 1 Light Accent 2" w:uiPriority="46"/>
+    <w:lsdException w:name="List Table 2 Accent 2" w:uiPriority="47"/>
+    <w:lsdException w:name="List Table 3 Accent 2" w:uiPriority="48"/>
+    <w:lsdException w:name="List Table 4 Accent 2" w:uiPriority="49"/>
+    <w:lsdException w:name="List Table 5 Dark Accent 2" w:uiPriority="50"/>
+    <w:lsdException w:name="List Table 6 Colorful Accent 2" w:uiPriority="51"/>
+    <w:lsdException w:name="List Table 7 Colorful Accent 2" w:uiPriority="52"/>
+    <w:lsdException w:name="List Table 1 Light Accent 3" w:uiPriority="46"/>
+    <w:lsdException w:name="List Table 2 Accent 3" w:uiPriority="47"/>
+    <w:lsdException w:name="List Table 3 Accent 3" w:uiPriority="48"/>
+    <w:lsdException w:name="List Table 4 Accent 3" w:uiPriority="49"/>
+    <w:lsdException w:name="List Table 5 Dark Accent 3" w:uiPriority="50"/>
+    <w:lsdException w:name="List Table 6 Colorful Accent 3" w:uiPriority="51"/>
+    <w:lsdException w:name="List Table 7 Colorful Accent 3" w:uiPriority="52"/>
+    <w:lsdException w:name="List Table 1 Light Accent 4" w:uiPriority="46"/>
+    <w:lsdException w:name="List Table 2 Accent 4" w:uiPriority="47"/>
+    <w:lsdException w:name="List Table 3 Accent 4" w:uiPriority="48"/>
+    <w:lsdException w:name="List Table 4 Accent 4" w:uiPriority="49"/>
+    <w:lsdException w:name="List Table 5 Dark Accent 4" w:uiPriority="50"/>
+    <w:lsdException w:name="List Table 6 Colorful Accent 4" w:uiPriority="51"/>
+    <w:lsdException w:name="List Table 7 Colorful Accent 4" w:uiPriority="52"/>
+    <w:lsdException w:name="List Table 1 Light Accent 5" w:uiPriority="46"/>
+    <w:lsdException w:name="List Table 2 Accent 5" w:uiPriority="47"/>
+    <w:lsdException w:name="List Table 3 Accent 5" w:uiPriority="48"/>
+    <w:lsdException w:name="List Table 4 Accent 5" w:uiPriority="49"/>
+    <w:lsdException w:name="List Table 5 Dark Accent 5" w:uiPriority="50"/>
+    <w:lsdException w:name="List Table 6 Colorful Accent 5" w:uiPriority="51"/>
+    <w:lsdException w:name="List Table 7 Colorful Accent 5" w:uiPriority="52"/>
+    <w:lsdException w:name="List Table 1 Light Accent 6" w:uiPriority="46"/>
+    <w:lsdException w:name="List Table 2 Accent 6" w:uiPriority="47"/>
+    <w:lsdException w:name="List Table 3 Accent 6" w:uiPriority="48"/>
+    <w:lsdException w:name="List Table 4 Accent 6" w:uiPriority="49"/>
+    <w:lsdException w:name="List Table 5 Dark Accent 6" w:uiPriority="50"/>
+    <w:lsdException w:name="List Table 6 Colorful Accent 6" w:uiPriority="51"/>
+    <w:lsdException w:name="List Table 7 Colorful Accent 6" w:uiPriority="52"/>
+    <w:lsdException w:name="Mention" w:semiHidden="1" w:unhideWhenUsed="1"/>
+    <w:lsdException w:name="Smart Hyperlink" w:semiHidden="1" w:unhideWhenUsed="1"/>
+    <w:lsdException w:name="Hashtag" w:semiHidden="1" w:unhideWhenUsed="1"/>
+    <w:lsdException w:name="Unresolved Mention" w:semiHidden="1" w:unhideWhenUsed="1"/>
+    <w:lsdException w:name="Smart Link" w:semiHidden="1" w:unhideWhenUsed="1"/>
   </w:latentStyles>
   <w:style w:type="paragraph" w:default="1" w:styleId="a">
     <w:name w:val="Normal"/>
